--- a/output.docx
+++ b/output.docx
@@ -25,7 +25,7 @@
         <w:pStyle w:val="FirstParagraph"/>
       </w:pPr>
       <w:r>
-        <w:t xml:space="preserve">В данном подразделе приведены количественные результаты широкого перебора, описанного в разделе 2.8.4: единое линейное семейство и девять нейросетевых архитектур, обучены раздельно для двух целевых переменных — лактатных порогов LT1 и LT2 — на пяти модальностях признаков и в двух вариантах состава (with_abs — с абсолютными признаками; noabs — без абсолютных признаков). Все метрики получены в рамках кросс-валидации с исключением одного испытуемого (leave-one-subject-out, LOSO) на n = 18 испытуемых (раздел 2.8.5) и приведены к субъект-взвешенной медианной средней абсолютной ошибке (mean absolute error, MAE) в минутах (раздел 2.9.1). В работе используются три дополняющих представления MAE: субъект-взвешенная медианная MAE (median per-subject MAE; основная метрика рейтингования), медиана |err| по окнам (window-median MAE) и raw window-weighted MAE (среднее по всем окнам без межсубъектного выравнивания). Коэффициент детерминации (R²) и ранговая корреляция Спирмена (ρ) вычислены согласно разделам 2.9.2 и 2.9.3 соответственно.</w:t>
+        <w:t xml:space="preserve">В данном разделе приведены количественные результаты широкого перебора, описанного в разделе 2.8.4: единое линейное семейство и девять нейросетевых архитектур, обучены раздельно для двух целевых переменных — лактатных порогов LT1 и LT2 — на пяти модальностях признаков и в двух вариантах состава (with_abs — с абсолютными признаками; noabs — без абсолютных признаков). Все метрики получены в рамках кросс-валидации с исключением одного испытуемого (leave-one-subject-out, LOSO) на n = 18 испытуемых (раздел 2.8.5) и приведены к субъект-взвешенной медианной средней абсолютной ошибке (mean absolute error, MAE) в минутах (раздел 2.9.1). В работе используются три дополняющих представления MAE: субъект-взвешенная медианная MAE (median per-subject MAE; основная метрика рейтингования), медиана |err| по окнам (window-median MAE) и raw window-weighted MAE (среднее по всем окнам без межсубъектного выравнивания). Коэффициент детерминации (R²) и ранговая корреляция Спирмена (ρ) вычислены согласно разделам 2.9.2 и 2.9.3 соответственно.</w:t>
       </w:r>
     </w:p>
     <w:p>
@@ -45,7 +45,7 @@
           <w:b/>
           <w:bCs/>
         </w:rPr>
-        <w:t xml:space="preserve">Таблица 3.1 — Финалисты по каждой целевой переменной (LOSO, n = 18; для отдельных нейросетевых конфигураций n = 17, см. раздел 2.8.5)</w:t>
+        <w:t xml:space="preserve">Таблица 3.1 — Финалисты по каждой целевой переменной (LOSO, n = 18; для отдельных нейросетевых конфигураций n = 17, раздел 2.8.5)</w:t>
       </w:r>
     </w:p>
     <w:tbl>
@@ -548,7 +548,7 @@
         <w:pStyle w:val="BlockText"/>
       </w:pPr>
       <w:r>
-        <w:t xml:space="preserve">Примечание. Внутренние модели линейного зоопарка зафиксированы в артефактах для всех пяти конфигураций: LT2 / HRV — Ridge (α = 1000); LT2 / EMG+NIRS+HRV — ElasticNet (α = 1,0; l1 = 0,9); LT1 / EMG+NIRS — SVR (C = 100, ε = 1,0; ядро RBF); LT1 / EMG+NIRS+HRV — SVR (C = 100, ε = 1,0; ядро RBF). Победителями LT2 оказались регуляризованная линейная регрессия (Ridge / ElasticNet), победителями LT1 — метод опорных векторов с радиальной базисной функцией. Это содержательное различие интерпретируется в подразделе 3.9.</w:t>
+        <w:t xml:space="preserve">Примечание. Внутренние модели линейного семейства зафиксированы в артефактах для всех пяти конфигураций: LT2 / HRV — Ridge (α = 1000); LT2 / EMG+NIRS+HRV — ElasticNet (α = 1,0; l1 = 0,9); LT1 / EMG+NIRS — SVR (C = 100, ε = 1,0; ядро RBF); LT1 / EMG+NIRS+HRV — SVR (C = 100, ε = 1,0; ядро RBF). Победителями LT2 оказались регуляризованная линейная регрессия (Ridge / ElasticNet), победителями LT1 — метод опорных векторов с радиальной базисной функцией. Это содержательное различие интерпретируется в разделе 3.9.</w:t>
       </w:r>
     </w:p>
     <w:p>
@@ -556,7 +556,7 @@
         <w:pStyle w:val="FirstParagraph"/>
       </w:pPr>
       <w:r>
-        <w:t xml:space="preserve">Из таблицы 3.1 непосредственно следует, что лучший достигнутый показатель по LT2 — субъект-взвешенная медианная MAE 1,90 мин при ρ = 0,91 и R² = 0,82, по LT1 — 2,11 мин при ρ = 0,74 и R² = 0,52. В обоих случаях победителем является конфигурация линейного семейства (раздел 2.8.6); статистическая проверка превосходства линейного семейства над нейросетевыми архитектурами вынесена в подраздел 3.3.</w:t>
+        <w:t xml:space="preserve">Из таблицы 3.1 непосредственно следует, что лучший достигнутый показатель по LT2 — субъект-взвешенная медианная MAE 1,90 мин при ρ = 0,91 и R² = 0,82, по LT1 — 2,11 мин при ρ = 0,74 и R² = 0,52. В обоих случаях победителем является конфигурация линейного семейства (раздел 2.8.6); статистическая проверка превосходства линейного семейства над нейросетевыми архитектурами вынесена в раздел 3.3.</w:t>
       </w:r>
     </w:p>
     <w:p>
@@ -564,7 +564,7 @@
         <w:pStyle w:val="BodyText"/>
       </w:pPr>
       <w:r>
-        <w:t xml:space="preserve">Дополнительный показатель — выигрыш от постобработки фильтром Калмана (раздел 2.10): для победителя LT2 значение window-weighted raw MAE составляет 2,25 мин, после фильтра — 2,50 мин; для победителя LT1 — 3,52 мин и 3,59 мин соответственно. Фильтр Калмана не дал систематического выигрыша на чемпионах: его эффект статистически неоднороден и зафиксирован на рисунке распределения kalman_gain.</w:t>
+        <w:t xml:space="preserve">Дополнительный показатель — выигрыш от постобработки фильтром Калмана (раздел 2.10): для победителя LT2 значение window-weighted raw MAE составляет 2,25 мин, после фильтра — 2,50 мин; для победителя LT1 — 3,52 мин и 3,59 мин соответственно. Фильтр Калмана не дал систематического выигрыша на победителях: его эффект статистически неоднороден и зафиксирован на рисунке распределения kalman_gain.</w:t>
       </w:r>
     </w:p>
     <w:p>
@@ -1009,7 +1009,7 @@
           <w:b/>
           <w:bCs/>
         </w:rPr>
-        <w:t xml:space="preserve">Таблица 3.3 — Кросс-модальные парные сравнения чемпионов в категории with_abs (LOSO per-subject MAE, paired Wilcoxon)</w:t>
+        <w:t xml:space="preserve">Таблица 3.3 — Кросс-модальные парные сравнения победителей в категории with_abs (LOSO per-subject MAE, парный критерий Уилкоксона)</w:t>
       </w:r>
     </w:p>
     <w:tbl>
@@ -1266,7 +1266,7 @@
           <w:b/>
           <w:bCs/>
         </w:rPr>
-        <w:t xml:space="preserve">Таблица 3.3-bis — Кросс-модальные парные сравнения чемпионов в категории noabs (LOSO per-subject MAE, paired Wilcoxon)</w:t>
+        <w:t xml:space="preserve">Таблица 3.3-bis — Кросс-модальные парные сравнения победителей в категории noabs (LOSO per-subject MAE, парный критерий Уилкоксона)</w:t>
       </w:r>
     </w:p>
     <w:tbl>
@@ -1685,12 +1685,16 @@
       </w:r>
       <w:r>
         <w:rPr>
-          <w:rStyle w:val="VerbatimChar"/>
+          <w:i/>
+          <w:iCs/>
         </w:rPr>
         <w:t xml:space="preserve">hrv_mean_rr_ms</w:t>
       </w:r>
       <w:r>
-        <w:t xml:space="preserve">; для LT1 наблюдается обратная картина — добавление ВСР даёт значимое улучшение (EMG+NIRS+HRV vs EMG+NIRS, p = 0,038).</w:t>
+        <w:t xml:space="preserve"> </w:t>
+      </w:r>
+      <w:r>
+        <w:t xml:space="preserve">(средний RR-интервал в окне, мс; здесь и далее имена признаков приводятся в форме внутренних идентификаторов, использованных в артефактах обучения, — полный глоссарий с расшифровкой и единицами измерения приведён в Приложении 1); для LT1 наблюдается обратная картина — добавление ВСР даёт значимое улучшение (EMG+NIRS+HRV vs EMG+NIRS, p = 0,038).</w:t>
       </w:r>
     </w:p>
     <w:p>
@@ -1698,7 +1702,7 @@
         <w:pStyle w:val="BodyText"/>
       </w:pPr>
       <w:r>
-        <w:t xml:space="preserve">Таким образом, минимально достаточный набор сенсоров не универсален, а зависит как от целевого порога, так и от того, доступны ли индивидуальные базальные уровни (которые требуются для абсолютных признаков). Физиологическая интерпретация этой диссоциации вынесена в подраздел 3.9.</w:t>
+        <w:t xml:space="preserve">Таким образом, минимально достаточный набор сенсоров не универсален, а зависит как от целевого порога, так и от того, доступны ли индивидуальные базальные уровни (которые требуются для абсолютных признаков). Физиологическая интерпретация этой диссоциации вынесена в раздел 3.9.</w:t>
       </w:r>
     </w:p>
     <w:p>
@@ -1760,7 +1764,7 @@
           <w:b/>
           <w:bCs/>
         </w:rPr>
-        <w:t xml:space="preserve">Таблица 3.4 — Доминирование линейного семейства над нейросетевыми архитектурами в обеих категориях признаков (paired Wilcoxon + Holm)</w:t>
+        <w:t xml:space="preserve">Таблица 3.4 — Доминирование линейного семейства над нейросетевыми архитектурами в обеих категориях признаков (парный критерий Уилкоксона + Холм)</w:t>
       </w:r>
     </w:p>
     <w:tbl>
@@ -2445,7 +2449,7 @@
         <w:pStyle w:val="BodyText"/>
       </w:pPr>
       <w:r>
-        <w:t xml:space="preserve">Зафиксированные количественные результаты подразделов 3.1–3.3 формируют каркас для последующего анализа: характер обнаруженного доминирования линейных моделей и диссоциация модальностей по целевым переменным интерпретируются в подразделе 3.9.</w:t>
+        <w:t xml:space="preserve">Зафиксированные количественные результаты разделов 3.1–3.3 формируют каркас для последующего анализа: характер обнаруженного доминирования линейных моделей и диссоциация модальностей по целевым переменным интерпретируются в разделе 3.9.</w:t>
       </w:r>
     </w:p>
     <w:bookmarkEnd w:id="11"/>
@@ -2463,7 +2467,7 @@
         <w:pStyle w:val="FirstParagraph"/>
       </w:pPr>
       <w:r>
-        <w:t xml:space="preserve">В рамках широкого перебора каждая модель обучалась в двух вариантах состава признаков — with_abs и noabs (раздел 2.7.6; перечень удаляемых в noabs признаков — там же). В данном подразделе количественно сопоставлены результаты обоих вариантов и установлено, в какой степени абсолютные признаки необходимы для предсказания. Сопоставление выполнено раздельно для нейросетевых архитектур и для линейного семейства, так как механизмы использования абсолютных уровней этих двух классов моделей различны (раздел 2.8.6 для линейной модели, 2.8.7 для нейросетевых).</w:t>
+        <w:t xml:space="preserve">В рамках широкого перебора каждая модель обучалась в двух вариантах состава признаков — with_abs и noabs (раздел 2.7.6; перечень удаляемых в noabs признаков — там же). В данном разделе количественно сопоставлены результаты обоих вариантов и установлено, в какой степени абсолютные признаки необходимы для предсказания. Сопоставление выполнено раздельно для нейросетевых архитектур и для линейного семейства, так как механизмы использования абсолютных уровней этих двух классов моделей различны (раздел 2.8.6 для линейной модели, 2.8.7 для нейросетевых).</w:t>
       </w:r>
     </w:p>
     <w:bookmarkStart w:id="12" w:name="нейросетевые-архитектуры"/>
@@ -2492,7 +2496,7 @@
           <w:b/>
           <w:bCs/>
         </w:rPr>
-        <w:t xml:space="preserve">Таблица 3.5 — Сводка ablation</w:t>
+        <w:t xml:space="preserve">Таблица 3.5 — Сводка абляции (ablation)</w:t>
       </w:r>
       <w:r>
         <w:rPr>
@@ -2503,9 +2507,10 @@
       </w:r>
       <w:r>
         <w:rPr>
-          <w:rStyle w:val="VerbatimChar"/>
           <w:b/>
           <w:bCs/>
+          <w:i/>
+          <w:iCs/>
         </w:rPr>
         <w:t xml:space="preserve">with_abs vs noabs</w:t>
       </w:r>
@@ -3051,69 +3056,41 @@
           <w:i/>
           <w:iCs/>
         </w:rPr>
-        <w:t xml:space="preserve">Рисунок 3.5 — Volcano-график ablation</w:t>
+        <w:t xml:space="preserve">Рисунок 3.5 — вулкан-график (volcano plot) абляции with_abs vs noabs по всем 72 нейросетевым конфигурациям: ось абсцисс — Δ_median MAE (с – with_abs, slope в сторону noabs отрицательный), ось ординат — −log10(p_Wilcoxon); выделение значимых конфигураций</w:t>
+      </w:r>
+    </w:p>
+    <w:bookmarkEnd w:id="12"/>
+    <w:bookmarkStart w:id="13" w:name="линейное-семейство"/>
+    <w:p>
+      <w:pPr>
+        <w:pStyle w:val="Heading3"/>
+      </w:pPr>
+      <w:r>
+        <w:t xml:space="preserve">3.4.2 Линейное семейство</w:t>
+      </w:r>
+    </w:p>
+    <w:p>
+      <w:pPr>
+        <w:pStyle w:val="FirstParagraph"/>
+      </w:pPr>
+      <w:r>
+        <w:t xml:space="preserve">Для линейного семейства (по одному лучшему предсказателю на каждую конфигурацию</w:t>
+      </w:r>
+      <w:r>
+        <w:t xml:space="preserve"> </w:t>
       </w:r>
       <w:r>
         <w:rPr>
           <w:i/>
           <w:iCs/>
         </w:rPr>
+        <w:t xml:space="preserve">feature_set × target × variant</w:t>
+      </w:r>
+      <w:r>
         <w:t xml:space="preserve"> </w:t>
       </w:r>
       <w:r>
-        <w:rPr>
-          <w:rStyle w:val="VerbatimChar"/>
-          <w:i/>
-          <w:iCs/>
-        </w:rPr>
-        <w:t xml:space="preserve">with_abs vs noabs</w:t>
-      </w:r>
-      <w:r>
-        <w:rPr>
-          <w:i/>
-          <w:iCs/>
-        </w:rPr>
-        <w:t xml:space="preserve"> </w:t>
-      </w:r>
-      <w:r>
-        <w:rPr>
-          <w:i/>
-          <w:iCs/>
-        </w:rPr>
-        <w:t xml:space="preserve">по всем 72 нейросетевым конфигурациям: ось абсцисс — Δ_median MAE (с – with_abs, slope в сторону noabs отрицательный), ось ординат — −log10(p_Wilcoxon); выделение значимых конфигураций</w:t>
-      </w:r>
-    </w:p>
-    <w:bookmarkEnd w:id="12"/>
-    <w:bookmarkStart w:id="13" w:name="линейное-семейство"/>
-    <w:p>
-      <w:pPr>
-        <w:pStyle w:val="Heading3"/>
-      </w:pPr>
-      <w:r>
-        <w:t xml:space="preserve">3.4.2 Линейное семейство</w:t>
-      </w:r>
-    </w:p>
-    <w:p>
-      <w:pPr>
-        <w:pStyle w:val="FirstParagraph"/>
-      </w:pPr>
-      <w:r>
-        <w:t xml:space="preserve">Для линейного семейства (по одному лучшему предсказателю на каждую конфигурацию</w:t>
-      </w:r>
-      <w:r>
-        <w:t xml:space="preserve"> </w:t>
-      </w:r>
-      <w:r>
-        <w:rPr>
-          <w:rStyle w:val="VerbatimChar"/>
-        </w:rPr>
-        <w:t xml:space="preserve">feature_set × target × variant</w:t>
-      </w:r>
-      <w:r>
-        <w:t xml:space="preserve"> </w:t>
-      </w:r>
-      <w:r>
-        <w:t xml:space="preserve">— см. раздел 2.8.6) ablation проведён по полной аналогии с нейросетевыми — парный критерий Уилкоксона на per-subject MAE с применением операциональной границы эквивалентности (раздел 2.11.3). Результаты по 10 парам — 5 модальностей × 2 целевые переменные — приведены в таблице 3.7.</w:t>
+        <w:t xml:space="preserve">— раздел 2.8.6) абляция проведена по полной аналогии с нейросетевыми — парный критерий Уилкоксона на per-subject MAE с применением операциональной границы эквивалентности (раздел 2.11.3). Результаты по 10 парам — 5 модальностей × 2 целевые переменные — приведены в таблице 3.7.</w:t>
       </w:r>
     </w:p>
     <w:p>
@@ -3125,7 +3102,7 @@
           <w:b/>
           <w:bCs/>
         </w:rPr>
-        <w:t xml:space="preserve">Таблица 3.7 — Полная ablation</w:t>
+        <w:t xml:space="preserve">Таблица 3.7 — Полная абляция</w:t>
       </w:r>
       <w:r>
         <w:rPr>
@@ -3136,9 +3113,10 @@
       </w:r>
       <w:r>
         <w:rPr>
-          <w:rStyle w:val="VerbatimChar"/>
           <w:b/>
           <w:bCs/>
+          <w:i/>
+          <w:iCs/>
         </w:rPr>
         <w:t xml:space="preserve">with_abs vs noabs</w:t>
       </w:r>
@@ -4158,7 +4136,8 @@
       </w:r>
       <w:r>
         <w:rPr>
-          <w:rStyle w:val="VerbatimChar"/>
+          <w:i/>
+          <w:iCs/>
         </w:rPr>
         <w:t xml:space="preserve">hrv_mean_rr_ms</w:t>
       </w:r>
@@ -4230,7 +4209,8 @@
       </w:r>
       <w:r>
         <w:rPr>
-          <w:rStyle w:val="VerbatimChar"/>
+          <w:i/>
+          <w:iCs/>
         </w:rPr>
         <w:t xml:space="preserve">hrv_mean_rr_ms</w:t>
       </w:r>
@@ -4311,7 +4291,8 @@
             </w:pPr>
             <w:r>
               <w:rPr>
-                <w:rStyle w:val="VerbatimChar"/>
+                <w:i/>
+                <w:iCs/>
               </w:rPr>
               <w:t xml:space="preserve">hrv_mean_rr_ms</w:t>
             </w:r>
@@ -4355,7 +4336,8 @@
             </w:pPr>
             <w:r>
               <w:rPr>
-                <w:rStyle w:val="VerbatimChar"/>
+                <w:i/>
+                <w:iCs/>
               </w:rPr>
               <w:t xml:space="preserve">hrv_dfa_alpha1</w:t>
             </w:r>
@@ -4399,7 +4381,8 @@
             </w:pPr>
             <w:r>
               <w:rPr>
-                <w:rStyle w:val="VerbatimChar"/>
+                <w:i/>
+                <w:iCs/>
               </w:rPr>
               <w:t xml:space="preserve">hrv_sd1_sd2_ratio</w:t>
             </w:r>
@@ -4437,7 +4420,8 @@
             </w:pPr>
             <w:r>
               <w:rPr>
-                <w:rStyle w:val="VerbatimChar"/>
+                <w:i/>
+                <w:iCs/>
               </w:rPr>
               <w:t xml:space="preserve">hrv_sd2_ms</w:t>
             </w:r>
@@ -4475,7 +4459,8 @@
             </w:pPr>
             <w:r>
               <w:rPr>
-                <w:rStyle w:val="VerbatimChar"/>
+                <w:i/>
+                <w:iCs/>
               </w:rPr>
               <w:t xml:space="preserve">hrv_sdnn_ms</w:t>
             </w:r>
@@ -4513,7 +4498,8 @@
             </w:pPr>
             <w:r>
               <w:rPr>
-                <w:rStyle w:val="VerbatimChar"/>
+                <w:i/>
+                <w:iCs/>
               </w:rPr>
               <w:t xml:space="preserve">hrv_rmssd_ms</w:t>
             </w:r>
@@ -4551,7 +4537,8 @@
             </w:pPr>
             <w:r>
               <w:rPr>
-                <w:rStyle w:val="VerbatimChar"/>
+                <w:i/>
+                <w:iCs/>
               </w:rPr>
               <w:t xml:space="preserve">hrv_sd1_ms</w:t>
             </w:r>
@@ -4593,7 +4580,8 @@
       </w:r>
       <w:r>
         <w:rPr>
-          <w:rStyle w:val="VerbatimChar"/>
+          <w:i/>
+          <w:iCs/>
         </w:rPr>
         <w:t xml:space="preserve">hrv_mean_rr_ms</w:t>
       </w:r>
@@ -4608,7 +4596,8 @@
       </w:r>
       <w:r>
         <w:rPr>
-          <w:rStyle w:val="VerbatimChar"/>
+          <w:i/>
+          <w:iCs/>
         </w:rPr>
         <w:t xml:space="preserve">hrv_dfa_alpha1</w:t>
       </w:r>
@@ -4616,7 +4605,7 @@
         <w:t xml:space="preserve"> </w:t>
       </w:r>
       <w:r>
-        <w:t xml:space="preserve">с долей 27,6 %).</w:t>
+        <w:t xml:space="preserve">(DFA-α1, безразмерный показатель фрактальности коротковременной структуры RR-ряда) с долей 27,6 %).</w:t>
       </w:r>
     </w:p>
     <w:bookmarkEnd w:id="13"/>
@@ -4707,7 +4696,8 @@
       </w:r>
       <w:r>
         <w:rPr>
-          <w:rStyle w:val="VerbatimChar"/>
+          <w:i/>
+          <w:iCs/>
         </w:rPr>
         <w:t xml:space="preserve">hrv_mean_rr_ms</w:t>
       </w:r>
@@ -4725,29 +4715,30 @@
       <w:r>
         <w:t xml:space="preserve"> </w:t>
       </w:r>
-      <w:r>
-        <w:rPr>
-          <w:rStyle w:val="VerbatimChar"/>
-        </w:rPr>
-        <w:t xml:space="preserve">hrv_mean_rr_ms</w:t>
-      </w:r>
-      <w:r>
-        <w:t xml:space="preserve"> </w:t>
-      </w:r>
-      <w:r>
-        <w:t xml:space="preserve">как кросс-субъектный «якорь», а нейросетевые архитектуры в нём не нуждаются — вынесена в подраздел 3.9.3.</w:t>
-      </w:r>
-    </w:p>
-    <w:p>
-      <w:pPr>
-        <w:pStyle w:val="BodyText"/>
-      </w:pPr>
       <w:r>
         <w:rPr>
           <w:i/>
           <w:iCs/>
         </w:rPr>
-        <w:t xml:space="preserve">Рисунок 3.5-bis — Per-subject scatter MAE с абсолютными признаками vs без них для линейного семейства — 10 панелей (5 модальностей × 2 целевые переменные), 18 точек на панель; диагональ y=x. Визуально показывает индивидуальные сдвиги, которые остаются за медианными значениями таблицы 3.7</w:t>
+        <w:t xml:space="preserve">hrv_mean_rr_ms</w:t>
+      </w:r>
+      <w:r>
+        <w:t xml:space="preserve"> </w:t>
+      </w:r>
+      <w:r>
+        <w:t xml:space="preserve">как кросс-субъектный «якорь», а нейросетевые архитектуры в нём не нуждаются — вынесена в раздел 3.9.3.</w:t>
+      </w:r>
+    </w:p>
+    <w:p>
+      <w:pPr>
+        <w:pStyle w:val="BodyText"/>
+      </w:pPr>
+      <w:r>
+        <w:rPr>
+          <w:i/>
+          <w:iCs/>
+        </w:rPr>
+        <w:t xml:space="preserve">Рисунок 3.5-bis — Per-subject диаграмма рассеяния (scatter) MAE с абсолютными признаками vs без них для линейного семейства — 10 панелей (5 модальностей × 2 целевые переменные), 18 точек на панель; диагональ y=x. Визуально показывает индивидуальные сдвиги, которые остаются за медианными значениями таблицы 3.7</w:t>
       </w:r>
     </w:p>
     <w:bookmarkEnd w:id="14"/>
@@ -4766,7 +4757,7 @@
         <w:pStyle w:val="FirstParagraph"/>
       </w:pPr>
       <w:r>
-        <w:t xml:space="preserve">Сводные метрики подразделов 3.1–3.2 характеризуют среднее качество предсказания, но не описывают, каким образом ошибка распределена между испытуемыми и между моментами теста. В данном подразделе количественно охарактеризованы две оси неоднородности ошибки: (а) распределение per-subject MAE между подгруппами испытуемых и (б) зависимость ошибки от времени до порога. Все три топовые модели каждой целевой переменной из подраздела 3.1 анализируются совместно.</w:t>
+        <w:t xml:space="preserve">Сводные метрики разделов 3.1–3.2 характеризуют среднее качество предсказания, но не описывают, каким образом ошибка распределена между испытуемыми и между моментами теста. В данном разделе количественно охарактеризованы две оси неоднородности ошибки: (а) распределение per-subject MAE между подгруппами испытуемых и (б) зависимость ошибки от времени до порога. Все три топовые модели каждой целевой переменной из раздела 3.1 анализируются совместно.</w:t>
       </w:r>
     </w:p>
     <w:bookmarkStart w:id="16" w:name="X3bd134472c87de0b522818dfa65c5caf3572382"/>
@@ -4791,7 +4782,11 @@
         <w:pStyle w:val="BodyText"/>
       </w:pPr>
       <w:r>
-        <w:t xml:space="preserve">**Таблица 3.9 — Распределение per-subject MAE по подгруппам (mae_*_median, мин; критерий Манна–Уитни, двусторонний)**</w:t>
+        <w:rPr>
+          <w:b/>
+          <w:bCs/>
+        </w:rPr>
+        <w:t xml:space="preserve">Таблица 3.9 — Распределение per-subject MAE по подгруппам (MAE_med, мин; критерий Манна–Уитни, двусторонний)</w:t>
       </w:r>
     </w:p>
     <w:tbl>
@@ -5267,7 +5262,8 @@
       </w:r>
       <w:r>
         <w:rPr>
-          <w:rStyle w:val="VerbatimChar"/>
+          <w:i/>
+          <w:iCs/>
         </w:rPr>
         <w:t xml:space="preserve">MAE_LT1</w:t>
       </w:r>
@@ -5282,7 +5278,8 @@
       </w:r>
       <w:r>
         <w:rPr>
-          <w:rStyle w:val="VerbatimChar"/>
+          <w:i/>
+          <w:iCs/>
         </w:rPr>
         <w:t xml:space="preserve">MAE_LT2</w:t>
       </w:r>
@@ -5314,7 +5311,7 @@
           <w:i/>
           <w:iCs/>
         </w:rPr>
-        <w:t xml:space="preserve">Рисунок 3.7 — Boxplot per-subject MAE по подгруппам тренированных и нетренированных для всех шести топовых моделей</w:t>
+        <w:t xml:space="preserve">Рисунок 3.7 — ящик с усами (boxplot) per-subject MAE по подгруппам тренированных и нетренированных для всех шести топовых моделей</w:t>
       </w:r>
     </w:p>
     <w:bookmarkEnd w:id="16"/>
@@ -5949,7 +5946,7 @@
         <w:pStyle w:val="BodyText"/>
       </w:pPr>
       <w:r>
-        <w:t xml:space="preserve">Структурная связь с per-subject анализом подраздела 3.5.1: бин &gt; 480 с до LT1 формируется преимущественно из окон тренированных испытуемых, чьи тесты протяжённее и у которых начало теста удалено от LT1 на 8–15 мин. Дополнительная количественная оценка: при разделении окон LT1 (SVR / EMG+NIRS) на тренированных и нетренированных, 79 % окон с |err| &gt; 7 мин приходятся на подгруппу тренированных при их 44 % доле в общем числе окон; mean |err| у тренированных составляет 5,82 мин, у нетренированных — 3,04 мин.</w:t>
+        <w:t xml:space="preserve">Структурная связь с per-subject анализом раздела 3.5.1: бин &gt; 480 с до LT1 формируется преимущественно из окон тренированных испытуемых, чьи тесты протяжённее и у которых начало теста удалено от LT1 на 8–15 мин. Дополнительная количественная оценка: при разделении окон LT1 (SVR / EMG+NIRS) на тренированных и нетренированных, 79 % окон с |err| &gt; 7 мин приходятся на подгруппу тренированных при их 44 % доле в общем числе окон; mean |err| у тренированных составляет 5,82 мин, у нетренированных — 3,04 мин.</w:t>
       </w:r>
     </w:p>
     <w:p>
@@ -5979,7 +5976,7 @@
         <w:pStyle w:val="FirstParagraph"/>
       </w:pPr>
       <w:r>
-        <w:t xml:space="preserve">Зафиксировано: для LT2 структурно выделенной подгруппы повышенной ошибки не обнаружено, медианная ошибка стабильна на всех временных бинах. Для LT1 значимое смещение per-subject MAE между тренированными и нетренированными (Манн–Уитни p ≤ 0,003) согласуется со скачком ошибки в бине &gt; 480 с до порога: оба эффекта отражают одну и ту же подгруппу испытуемых. Это даёт основание для проверки гипотезы о целесообразности разделения модели на двух специалистов для LT1, изложенной в подразделе 3.6. Для LT2 такое разделение содержательно не оправдано и не проверялось.</w:t>
+        <w:t xml:space="preserve">Зафиксировано: для LT2 структурно выделенной подгруппы повышенной ошибки не обнаружено, медианная ошибка стабильна на всех временных бинах. Для LT1 значимое смещение per-subject MAE между тренированными и нетренированными (Манн–Уитни p ≤ 0,003) согласуется со скачком ошибки в бине &gt; 480 с до порога: оба эффекта отражают одну и ту же подгруппу испытуемых. Это даёт основание для проверки гипотезы о целесообразности разделения модели на двух специалистов для LT1, изложенной в разделе 3.6. Для LT2 такое разделение содержательно не оправдано и не проверялось.</w:t>
       </w:r>
     </w:p>
     <w:bookmarkEnd w:id="18"/>
@@ -5998,7 +5995,7 @@
         <w:pStyle w:val="FirstParagraph"/>
       </w:pPr>
       <w:r>
-        <w:t xml:space="preserve">В подразделе 3.5 установлено, что подгруппа тренированных испытуемых для целевой переменной LT1 предсказывается значимо хуже нетренированных. На основании этого факта была проверена гипотеза о двух специалистах: раздельные модели для тренированных (n = 6) и нетренированных (n = 12) дают MAE ниже, чем единая обобщённая модель. Постановка эксперимента, разметка подгрупп и архитектура маршрутизатора описаны в разделе 2.8.9; перечень базальных признаков маршрутизатора — в разделе 2.7.7. Все системы построены на единой базовой модели — Ridge (α = 1000) на модальности EMG+NIRS (раздел 2.8.9), что устраняет различия в архитектуре между «специалистами» и generalist. Это не победитель LT1 из подраздела 3.1 (фактический победитель LT1 — SVR на EMG+NIRS), а методологически удобная регуляризованная линейная регрессия, выбранная по LOSO на полной выборке. Все системы валидированы LOSO по 18 испытуемым.</w:t>
+        <w:t xml:space="preserve">В разделе 3.5 установлено, что подгруппа тренированных испытуемых для целевой переменной LT1 предсказывается значимо хуже нетренированных. На основании этого факта была проверена гипотеза о двух специалистах: раздельные модели для тренированных (n = 6) и нетренированных (n = 12) дают MAE ниже, чем единая обобщённая модель. Постановка эксперимента, разметка подгрупп и архитектура маршрутизатора описаны в разделе 2.8.9; перечень базальных признаков маршрутизатора — в разделе 2.7.7. Все системы построены на единой базовой модели — Ridge (α = 1000) на модальности EMG+NIRS (раздел 2.8.9), что устраняет различия в архитектуре между «специалистами» и обобщённой моделью (generalist). Это не победитель LT1 из раздела 3.1 (фактический победитель LT1 — SVR на EMG+NIRS), а методологически удобная регуляризованная линейная регрессия, выбранная по LOSO на полной выборке. Все системы валидированы LOSO по 18 испытуемым.</w:t>
       </w:r>
     </w:p>
     <w:p>
@@ -6012,7 +6009,7 @@
         <w:t xml:space="preserve"> </w:t>
       </w:r>
       <w:r>
-        <w:t xml:space="preserve">- generalist — единая модель на всех 18 испытуемых;</w:t>
+        <w:t xml:space="preserve">- generalist — обобщённая модель, единая на всех 18 испытуемых;</w:t>
       </w:r>
       <w:r>
         <w:t xml:space="preserve"> </w:t>
@@ -6056,7 +6053,7 @@
           <w:b/>
           <w:bCs/>
         </w:rPr>
-        <w:t xml:space="preserve">Таблица 3.11 — Сравнение систем «два эксперта» для LT1 (LOSO, n = 18; mae_median — субъект-взвешенная медианная MAE, мин; vs_generalist_p — двусторонний парный Уилкоксон против generalist)</w:t>
+        <w:t xml:space="preserve">Таблица 3.11 — Сравнение систем «два эксперта» для LT1 (LOSO, n = 18; MAE_med, мин — субъект-взвешенная медианная MAE; vs_generalist_p — двусторонний парный критерий Уилкоксона против generalist)</w:t>
       </w:r>
     </w:p>
     <w:tbl>
@@ -6094,29 +6091,29 @@
               <w:pStyle w:val="Compact"/>
             </w:pPr>
             <w:r>
-              <w:t xml:space="preserve">MAE_median</w:t>
-            </w:r>
-          </w:p>
-        </w:tc>
-        <w:tc>
-          <w:tcPr/>
-          <w:p>
-            <w:pPr>
-              <w:pStyle w:val="Compact"/>
-            </w:pPr>
-            <w:r>
-              <w:t xml:space="preserve">MAE_mean</w:t>
-            </w:r>
-          </w:p>
-        </w:tc>
-        <w:tc>
-          <w:tcPr/>
-          <w:p>
-            <w:pPr>
-              <w:pStyle w:val="Compact"/>
-            </w:pPr>
-            <w:r>
-              <w:t xml:space="preserve">Δ_median vs generalist</w:t>
+              <w:t xml:space="preserve">MAE_med, мин</w:t>
+            </w:r>
+          </w:p>
+        </w:tc>
+        <w:tc>
+          <w:tcPr/>
+          <w:p>
+            <w:pPr>
+              <w:pStyle w:val="Compact"/>
+            </w:pPr>
+            <w:r>
+              <w:t xml:space="preserve">MAE_mean, мин</w:t>
+            </w:r>
+          </w:p>
+        </w:tc>
+        <w:tc>
+          <w:tcPr/>
+          <w:p>
+            <w:pPr>
+              <w:pStyle w:val="Compact"/>
+            </w:pPr>
+            <w:r>
+              <w:t xml:space="preserve">Δ_med vs generalist</w:t>
             </w:r>
           </w:p>
         </w:tc>
@@ -6445,13 +6442,13 @@
         <w:t xml:space="preserve"> </w:t>
       </w:r>
       <w:r>
-        <w:t xml:space="preserve">- симметричный вариант («два эксперта»: trained-специалист на 6 испытуемых + untrained-специалист на 12 испытуемых) не превосходит generalist ни при идеальной маршрутизации (oracle_sym, p = 0,246), ни при реальной (real_router_sym, p = 0,899);</w:t>
+        <w:t xml:space="preserve">- симметричный вариант («два эксперта»: trained-специалист на 6 испытуемых + untrained-специалист на 12 испытуемых) не превосходит обобщённую модель ни при идеальной маршрутизации (oracle_sym, p = 0,246), ни при реальной (real_router_sym, p = 0,899);</w:t>
       </w:r>
       <w:r>
         <w:t xml:space="preserve"> </w:t>
       </w:r>
       <w:r>
-        <w:t xml:space="preserve">- асимметричный вариант (untrained-специалист на 12 испытуемых + generalist для тренированных) значимо превосходит generalist при идеальной маршрутизации (oracle_asym, p = 0,034); при реальной маршрутизации достигнут тренд к значимости (real_router_asym, p = 0,074) при снижении субъект-взвешенной медианной MAE с 3,15 до 2,18 мин.</w:t>
+        <w:t xml:space="preserve">- асимметричный вариант (untrained-специалист на 12 испытуемых + обобщённая модель для тренированных) значимо превосходит обобщённую модель при идеальной маршрутизации (oracle_asym, p = 0,034); при реальной маршрутизации достигнут тренд к значимости (real_router_asym, p = 0,074) при снижении субъект-взвешенной медианной MAE с 3,15 до 2,18 мин.</w:t>
       </w:r>
     </w:p>
     <w:p>
@@ -6528,7 +6525,8 @@
             </w:pPr>
             <w:r>
               <w:rPr>
-                <w:rStyle w:val="VerbatimChar"/>
+                <w:i/>
+                <w:iCs/>
               </w:rPr>
               <w:t xml:space="preserve">hrv_hr_baseline_bpm</w:t>
             </w:r>
@@ -6555,7 +6553,8 @@
             </w:pPr>
             <w:r>
               <w:rPr>
-                <w:rStyle w:val="VerbatimChar"/>
+                <w:i/>
+                <w:iCs/>
               </w:rPr>
               <w:t xml:space="preserve">body_fat_pct</w:t>
             </w:r>
@@ -6582,7 +6581,8 @@
             </w:pPr>
             <w:r>
               <w:rPr>
-                <w:rStyle w:val="VerbatimChar"/>
+                <w:i/>
+                <w:iCs/>
               </w:rPr>
               <w:t xml:space="preserve">age</w:t>
             </w:r>
@@ -6609,7 +6609,8 @@
             </w:pPr>
             <w:r>
               <w:rPr>
-                <w:rStyle w:val="VerbatimChar"/>
+                <w:i/>
+                <w:iCs/>
               </w:rPr>
               <w:t xml:space="preserve">nirs_smo2_baseline_mean</w:t>
             </w:r>
@@ -6636,7 +6637,8 @@
             </w:pPr>
             <w:r>
               <w:rPr>
-                <w:rStyle w:val="VerbatimChar"/>
+                <w:i/>
+                <w:iCs/>
               </w:rPr>
               <w:t xml:space="preserve">bmi</w:t>
             </w:r>
@@ -6665,29 +6667,18 @@
       <w:r>
         <w:t xml:space="preserve"> </w:t>
       </w:r>
-      <w:r>
-        <w:rPr>
-          <w:rStyle w:val="VerbatimChar"/>
-        </w:rPr>
-        <w:t xml:space="preserve">time_to_lt2</w:t>
-      </w:r>
-      <w:r>
-        <w:t xml:space="preserve"> </w:t>
-      </w:r>
-      <w:r>
-        <w:t xml:space="preserve">(медиана выборки) показал статистически меньший эффект асимметричной системы (oracle_asym p = 0,169; real_router_asym p = 0,327).</w:t>
-      </w:r>
-    </w:p>
-    <w:p>
-      <w:pPr>
-        <w:pStyle w:val="BodyText"/>
-      </w:pPr>
       <w:r>
         <w:rPr>
           <w:i/>
           <w:iCs/>
         </w:rPr>
-        <w:t xml:space="preserve">Рисунок 3.9 — Boxplot per-subject MAE по пяти системам (generalist, oracle_sym, real_router_sym, oracle_asym, real_router_asym) для LT1</w:t>
+        <w:t xml:space="preserve">time_to_lt2</w:t>
+      </w:r>
+      <w:r>
+        <w:t xml:space="preserve"> </w:t>
+      </w:r>
+      <w:r>
+        <w:t xml:space="preserve">(целевая переменная — время до достижения LT2, с; медиана выборки) показал статистически меньший эффект асимметричной системы (oracle_asym p = 0,169; real_router_asym p = 0,327).</w:t>
       </w:r>
     </w:p>
     <w:p>
@@ -6695,7 +6686,19 @@
         <w:pStyle w:val="BodyText"/>
       </w:pPr>
       <w:r>
-        <w:t xml:space="preserve">Полученные результаты по системе двух специалистов для LT1 являются эксплоративными в связи с малой численностью подгруппы тренированных (n = 6) и точностью маршрутизатора на уровне базовой частоты классов; ограничения зафиксированы в подразделе 3.9 и в заключении.</w:t>
+        <w:rPr>
+          <w:i/>
+          <w:iCs/>
+        </w:rPr>
+        <w:t xml:space="preserve">Рисунок 3.9 — ящик с усами per-subject MAE по пяти системам (generalist, oracle_sym, real_router_sym, oracle_asym, real_router_asym) для LT1</w:t>
+      </w:r>
+    </w:p>
+    <w:p>
+      <w:pPr>
+        <w:pStyle w:val="BodyText"/>
+      </w:pPr>
+      <w:r>
+        <w:t xml:space="preserve">Полученные результаты по системе двух специалистов для LT1 являются эксплоративными в связи с малой численностью подгруппы тренированных (n = 6) и точностью маршрутизатора на уровне базовой частоты классов; ограничения зафиксированы в разделе 3.9 и в заключении.</w:t>
       </w:r>
     </w:p>
     <w:bookmarkEnd w:id="20"/>
@@ -6713,7 +6716,7 @@
         <w:pStyle w:val="FirstParagraph"/>
       </w:pPr>
       <w:r>
-        <w:t xml:space="preserve">Для интерпретации линейного семейства на четырёх ключевых конфигурациях подразделов 3.1–3.2 — LT2 / HRV, LT2 / EMG+NIRS+HRV, LT1 / EMG+NIRS, LT1 / EMG+NIRS+HRV — выполнен анализ важности признаков методом SHAP (раздел 2.11.5). Модель интерпретации выбиралась так, чтобы максимально соответствовать фактическому победителю линейного зоопарка для каждой конфигурации:</w:t>
+        <w:t xml:space="preserve">Для интерпретации линейного семейства на четырёх ключевых конфигурациях разделов 3.1–3.2 — LT2 / HRV, LT2 / EMG+NIRS+HRV, LT1 / EMG+NIRS, LT1 / EMG+NIRS+HRV — выполнен анализ важности признаков методом SHAP (раздел 2.11.5). Модель интерпретации выбиралась так, чтобы максимально соответствовать фактическому победителю линейного семейства для каждой конфигурации:</w:t>
       </w:r>
     </w:p>
     <w:p>
@@ -6725,7 +6728,7 @@
         </w:numPr>
       </w:pPr>
       <w:r>
-        <w:t xml:space="preserve">LT2 / HRV и LT2 / EMG+NIRS+HRV — Ridge с LinearExplainer. Для LT2 / HRV это совпадает с фактическим победителем, для LT2 / EMG+NIRS+HRV — приближение к ElasticNet в рамках регуляризованной линейной регрессии (фактические победители — см. примечание к табл. 3.1).</w:t>
+        <w:t xml:space="preserve">LT2 / HRV и LT2 / EMG+NIRS+HRV — Ridge с линейный объяснитель (LinearExplainer). Для LT2 / HRV это совпадает с фактическим победителем, для LT2 / EMG+NIRS+HRV — приближение к ElasticNet в рамках регуляризованной линейной регрессии (фактические победители — см. примечание к табл. 3.1).</w:t>
       </w:r>
     </w:p>
     <w:p>
@@ -6737,7 +6740,7 @@
         </w:numPr>
       </w:pPr>
       <w:r>
-        <w:t xml:space="preserve">LT1 / EMG+NIRS и LT1 / EMG+NIRS+HRV — SVR с радиальным базисным ядром (фактический победитель LT1); в качестве model-agnostic объяснителя использован PermutationExplainer с фоновой выборкой 100 окон и тестовой 300 окон.</w:t>
+        <w:t xml:space="preserve">LT1 / EMG+NIRS и LT1 / EMG+NIRS+HRV — SVR с радиальным базисным ядром (фактический победитель LT1); в качестве модельно-независимого объяснителя использован пермутационный объяснитель (PermutationExplainer) с фоновой выборкой 100 окон и тестовой 300 окон.</w:t>
       </w:r>
     </w:p>
     <w:p>
@@ -6745,7 +6748,7 @@
         <w:pStyle w:val="FirstParagraph"/>
       </w:pPr>
       <w:r>
-        <w:t xml:space="preserve">Различие в выборе объяснителя продиктовано различием в семействе модели-победителя: для LT2 победители линейные, для LT1 — нелинейный SVR. Линейная Ridge-проекция вкладов признаков для LT1-конфигураций приведена в Приложении А-2 для сопоставления; в качестве основного источника интерпретации LT1 используется именно SVR-PermutationExplainer. Мера важности признака и групповая агрегация по модальности — по разделу 2.11.5; состав групп (EMG, NIRS, HRV, кинематика, признаки взаимодействия) — по разделу 2.7.</w:t>
+        <w:t xml:space="preserve">Различие в выборе объяснителя продиктовано различием в семействе модели-победителя: для LT2 победители линейные, для LT1 — нелинейный SVR. Линейная Ridge-проекция вкладов признаков для LT1-конфигураций приведена в Приложении А-2 для сопоставления; в качестве основного источника интерпретации LT1 используется именно SVR-пермутационный объяснитель. Мера важности признака и групповая агрегация по модальности — по разделу 2.11.5; состав групп (EMG, NIRS, HRV, кинематика, признаки взаимодействия) — по разделу 2.7.</w:t>
       </w:r>
     </w:p>
     <w:bookmarkStart w:id="21" w:name="lt2-hrv"/>
@@ -6835,7 +6838,8 @@
             </w:pPr>
             <w:r>
               <w:rPr>
-                <w:rStyle w:val="VerbatimChar"/>
+                <w:i/>
+                <w:iCs/>
               </w:rPr>
               <w:t xml:space="preserve">hrv_mean_rr_ms</w:t>
             </w:r>
@@ -6873,7 +6877,8 @@
             </w:pPr>
             <w:r>
               <w:rPr>
-                <w:rStyle w:val="VerbatimChar"/>
+                <w:i/>
+                <w:iCs/>
               </w:rPr>
               <w:t xml:space="preserve">hrv_dfa_alpha1</w:t>
             </w:r>
@@ -6911,7 +6916,8 @@
             </w:pPr>
             <w:r>
               <w:rPr>
-                <w:rStyle w:val="VerbatimChar"/>
+                <w:i/>
+                <w:iCs/>
               </w:rPr>
               <w:t xml:space="preserve">hrv_sd1_sd2_ratio</w:t>
             </w:r>
@@ -6949,7 +6955,8 @@
             </w:pPr>
             <w:r>
               <w:rPr>
-                <w:rStyle w:val="VerbatimChar"/>
+                <w:i/>
+                <w:iCs/>
               </w:rPr>
               <w:t xml:space="preserve">hrv_sd2_ms</w:t>
             </w:r>
@@ -6987,7 +6994,8 @@
             </w:pPr>
             <w:r>
               <w:rPr>
-                <w:rStyle w:val="VerbatimChar"/>
+                <w:i/>
+                <w:iCs/>
               </w:rPr>
               <w:t xml:space="preserve">hrv_sdnn_ms</w:t>
             </w:r>
@@ -7025,7 +7033,8 @@
             </w:pPr>
             <w:r>
               <w:rPr>
-                <w:rStyle w:val="VerbatimChar"/>
+                <w:i/>
+                <w:iCs/>
               </w:rPr>
               <w:t xml:space="preserve">hrv_rmssd_ms</w:t>
             </w:r>
@@ -7063,7 +7072,8 @@
             </w:pPr>
             <w:r>
               <w:rPr>
-                <w:rStyle w:val="VerbatimChar"/>
+                <w:i/>
+                <w:iCs/>
               </w:rPr>
               <w:t xml:space="preserve">hrv_sd1_ms</w:t>
             </w:r>
@@ -7105,7 +7115,8 @@
       </w:r>
       <w:r>
         <w:rPr>
-          <w:rStyle w:val="VerbatimChar"/>
+          <w:i/>
+          <w:iCs/>
         </w:rPr>
         <w:t xml:space="preserve">hrv_mean_rr_ms</w:t>
       </w:r>
@@ -7120,7 +7131,8 @@
       </w:r>
       <w:r>
         <w:rPr>
-          <w:rStyle w:val="VerbatimChar"/>
+          <w:i/>
+          <w:iCs/>
         </w:rPr>
         <w:t xml:space="preserve">hrv_dfa_alpha1</w:t>
       </w:r>
@@ -7128,14 +7140,15 @@
         <w:t xml:space="preserve"> </w:t>
       </w:r>
       <w:r>
-        <w:t xml:space="preserve">(31,4 %) — формируют в сумме 75 % SHAP-важности. Остальные пять признаков ВСР дают по 4–7 % каждый. Структура SHAP-вкладов согласуется со структурой стандартизованных коэффициентов Ridge из подраздела 3.4.2 (таблица 3.8): тот же признак</w:t>
+        <w:t xml:space="preserve">(31,4 %) — формируют в сумме 75 % SHAP-важности. Остальные пять признаков ВСР дают по 4–7 % каждый. Структура SHAP-вкладов согласуется со структурой стандартизованных коэффициентов Ridge из раздела 3.4.2 (таблица 3.8): тот же признак</w:t>
       </w:r>
       <w:r>
         <w:t xml:space="preserve"> </w:t>
       </w:r>
       <w:r>
         <w:rPr>
-          <w:rStyle w:val="VerbatimChar"/>
+          <w:i/>
+          <w:iCs/>
         </w:rPr>
         <w:t xml:space="preserve">hrv_mean_rr_ms</w:t>
       </w:r>
@@ -7424,7 +7437,7 @@
         <w:pStyle w:val="FirstParagraph"/>
       </w:pPr>
       <w:r>
-        <w:t xml:space="preserve">Для победителя LT1 — SVR (C = 100, ε = 1,0; ядро RBF) на EMG+NIRS — топ-10 признаков по SHAP-важности (PermutationExplainer) приведён в таблице 3.15.</w:t>
+        <w:t xml:space="preserve">Для победителя LT1 — SVR (C = 100, ε = 1,0; ядро RBF) на EMG+NIRS — топ-10 признаков по SHAP-важности (пермутационный объяснитель) приведён в таблице 3.15.</w:t>
       </w:r>
     </w:p>
     <w:p>
@@ -7509,7 +7522,8 @@
             </w:pPr>
             <w:r>
               <w:rPr>
-                <w:rStyle w:val="VerbatimChar"/>
+                <w:i/>
+                <w:iCs/>
               </w:rPr>
               <w:t xml:space="preserve">trainred_hhb_std</w:t>
             </w:r>
@@ -7558,7 +7572,8 @@
             </w:pPr>
             <w:r>
               <w:rPr>
-                <w:rStyle w:val="VerbatimChar"/>
+                <w:i/>
+                <w:iCs/>
               </w:rPr>
               <w:t xml:space="preserve">trainred_smo2_drop</w:t>
             </w:r>
@@ -7607,7 +7622,8 @@
             </w:pPr>
             <w:r>
               <w:rPr>
-                <w:rStyle w:val="VerbatimChar"/>
+                <w:i/>
+                <w:iCs/>
               </w:rPr>
               <w:t xml:space="preserve">smo2_from_running_max</w:t>
             </w:r>
@@ -7656,7 +7672,8 @@
             </w:pPr>
             <w:r>
               <w:rPr>
-                <w:rStyle w:val="VerbatimChar"/>
+                <w:i/>
+                <w:iCs/>
               </w:rPr>
               <w:t xml:space="preserve">hhb_from_running_min</w:t>
             </w:r>
@@ -7705,7 +7722,8 @@
             </w:pPr>
             <w:r>
               <w:rPr>
-                <w:rStyle w:val="VerbatimChar"/>
+                <w:i/>
+                <w:iCs/>
               </w:rPr>
               <w:t xml:space="preserve">trainred_hhb_mean</w:t>
             </w:r>
@@ -7754,7 +7772,8 @@
             </w:pPr>
             <w:r>
               <w:rPr>
-                <w:rStyle w:val="VerbatimChar"/>
+                <w:i/>
+                <w:iCs/>
               </w:rPr>
               <w:t xml:space="preserve">trainred_thb_std</w:t>
             </w:r>
@@ -7803,7 +7822,8 @@
             </w:pPr>
             <w:r>
               <w:rPr>
-                <w:rStyle w:val="VerbatimChar"/>
+                <w:i/>
+                <w:iCs/>
               </w:rPr>
               <w:t xml:space="preserve">trainred_hbdiff_std</w:t>
             </w:r>
@@ -7852,7 +7872,8 @@
             </w:pPr>
             <w:r>
               <w:rPr>
-                <w:rStyle w:val="VerbatimChar"/>
+                <w:i/>
+                <w:iCs/>
               </w:rPr>
               <w:t xml:space="preserve">trainred_smo2_mean</w:t>
             </w:r>
@@ -7901,7 +7922,8 @@
             </w:pPr>
             <w:r>
               <w:rPr>
-                <w:rStyle w:val="VerbatimChar"/>
+                <w:i/>
+                <w:iCs/>
               </w:rPr>
               <w:t xml:space="preserve">z_vl_dist_rest_ratio_mid_high</w:t>
             </w:r>
@@ -7950,7 +7972,8 @@
             </w:pPr>
             <w:r>
               <w:rPr>
-                <w:rStyle w:val="VerbatimChar"/>
+                <w:i/>
+                <w:iCs/>
               </w:rPr>
               <w:t xml:space="preserve">z_vl_dist_load_rms</w:t>
             </w:r>
@@ -8175,12 +8198,16 @@
       </w:r>
       <w:r>
         <w:rPr>
-          <w:rStyle w:val="VerbatimChar"/>
+          <w:i/>
+          <w:iCs/>
         </w:rPr>
         <w:t xml:space="preserve">trainred_hhb_std</w:t>
       </w:r>
       <w:r>
-        <w:t xml:space="preserve">) имеет долю 5,2 %, а суммарная доля топ-10 признаков составляет 37,1 %. По группам: EMG 54,0 %, NIRS 40,3 %, кинематика 5,7 %. Сравнение с линейной Ridge-проекцией (Приложение А-2): порядок групп тот же (EMG &gt; NIRS &gt; кинематика), но в SVR-разложении доля NIRS выше (40,3 % против 33,7 % в Ridge-проекции), что отражает способность SVR улавливать нелинейные взаимодействия между нескольких NIRS-каналов (drop SmO₂, отклонения от running-экстремумов, накопленные средние).</w:t>
+        <w:t xml:space="preserve"> </w:t>
+      </w:r>
+      <w:r>
+        <w:t xml:space="preserve">— стандартное отклонение деоксигемоглобина HHb по окну, Train.Red) имеет долю 5,2 %, а суммарная доля топ-10 признаков составляет 37,1 %. По группам: EMG 54,0 %, NIRS 40,3 %, кинематика 5,7 %. Сравнение с линейной Ridge-проекцией (Приложение А-2): порядок групп тот же (EMG &gt; NIRS &gt; кинематика), но в SVR-разложении доля NIRS выше (40,3 % против 33,7 % в Ridge-проекции), что отражает способность SVR улавливать нелинейные взаимодействия между нескольких NIRS-каналов (drop SmO₂, отклонения от running-экстремумов, накопленные средние).</w:t>
       </w:r>
     </w:p>
     <w:p>
@@ -8193,56 +8220,34 @@
       <w:r>
         <w:t xml:space="preserve"> </w:t>
       </w:r>
-      <w:r>
-        <w:rPr>
-          <w:rStyle w:val="VerbatimChar"/>
-        </w:rPr>
-        <w:t xml:space="preserve">hrv_mean_rr_ms</w:t>
-      </w:r>
-      <w:r>
-        <w:t xml:space="preserve"> </w:t>
-      </w:r>
-      <w:r>
-        <w:t xml:space="preserve">(4,9 % суммарной важности), а вторым — взаимодействие</w:t>
-      </w:r>
-      <w:r>
-        <w:t xml:space="preserve"> </w:t>
-      </w:r>
-      <w:r>
-        <w:rPr>
-          <w:rStyle w:val="VerbatimChar"/>
-        </w:rPr>
-        <w:t xml:space="preserve">feat_rr_per_watt</w:t>
-      </w:r>
-      <w:r>
-        <w:t xml:space="preserve"> </w:t>
-      </w:r>
-      <w:r>
-        <w:t xml:space="preserve">(4,5 %): SVR извлекает из HRV информативный сигнал, неуловимый линейной моделью LT1 / EMG+NIRS (Приложение А-2). Сумма топ-10 признаков мультимодальной модели — 34,9 %, доминирующего признака по-прежнему нет.</w:t>
-      </w:r>
-    </w:p>
-    <w:p>
-      <w:pPr>
-        <w:pStyle w:val="BodyText"/>
-      </w:pPr>
       <w:r>
         <w:rPr>
           <w:i/>
           <w:iCs/>
         </w:rPr>
-        <w:t xml:space="preserve">Рисунок 3.10 — Beeswarm-график SHAP для Ridge / HRV / LT2: ось абсцисс — SHAP-значение, цветовая шкала — нормированное значение признака</w:t>
-      </w:r>
-    </w:p>
-    <w:p>
-      <w:pPr>
-        <w:pStyle w:val="BodyText"/>
-      </w:pPr>
+        <w:t xml:space="preserve">hrv_mean_rr_ms</w:t>
+      </w:r>
+      <w:r>
+        <w:t xml:space="preserve"> </w:t>
+      </w:r>
+      <w:r>
+        <w:t xml:space="preserve">(4,9 % суммарной важности), а вторым — взаимодействие</w:t>
+      </w:r>
+      <w:r>
+        <w:t xml:space="preserve"> </w:t>
+      </w:r>
       <w:r>
         <w:rPr>
           <w:i/>
           <w:iCs/>
         </w:rPr>
-        <w:t xml:space="preserve">Рисунок 3.11 — Beeswarm-график SHAP для SVR / EMG+NIRS / LT1 (PermutationExplainer)</w:t>
+        <w:t xml:space="preserve">feat_rr_per_watt</w:t>
+      </w:r>
+      <w:r>
+        <w:t xml:space="preserve"> </w:t>
+      </w:r>
+      <w:r>
+        <w:t xml:space="preserve">(отношение среднего RR-интервала к мощности нагрузки, мс/Вт) (4,5 %): SVR извлекает из HRV информативный сигнал, неуловимый линейной моделью LT1 / EMG+NIRS (Приложение А-2). Сумма топ-10 признаков мультимодальной модели — 34,9 %, доминирующего признака по-прежнему нет.</w:t>
       </w:r>
     </w:p>
     <w:p>
@@ -8254,7 +8259,31 @@
           <w:i/>
           <w:iCs/>
         </w:rPr>
-        <w:t xml:space="preserve">Рисунок 3.12 — Bar-график SHAP по группам признаков для мультимодальной модели SVR / EMG+NIRS+HRV / LT1</w:t>
+        <w:t xml:space="preserve">Рисунок 3.10 — Роевой график (beeswarm) SHAP для Ridge / HRV / LT2: ось абсцисс — SHAP-значение, цветовая шкала — нормированное значение признака</w:t>
+      </w:r>
+    </w:p>
+    <w:p>
+      <w:pPr>
+        <w:pStyle w:val="BodyText"/>
+      </w:pPr>
+      <w:r>
+        <w:rPr>
+          <w:i/>
+          <w:iCs/>
+        </w:rPr>
+        <w:t xml:space="preserve">Рисунок 3.11 — Роевой график SHAP для SVR / EMG+NIRS / LT1 (пермутационный объяснитель)</w:t>
+      </w:r>
+    </w:p>
+    <w:p>
+      <w:pPr>
+        <w:pStyle w:val="BodyText"/>
+      </w:pPr>
+      <w:r>
+        <w:rPr>
+          <w:i/>
+          <w:iCs/>
+        </w:rPr>
+        <w:t xml:space="preserve">Рисунок 3.12 — столбчатая диаграмма SHAP по группам признаков для мультимодальной модели SVR / EMG+NIRS+HRV / LT1</w:t>
       </w:r>
     </w:p>
     <w:bookmarkEnd w:id="23"/>
@@ -9856,14 +9885,15 @@
         <w:t xml:space="preserve"> </w:t>
       </w:r>
       <w:r>
-        <w:t xml:space="preserve">- для LT2 удаление абсолютных признаков расширяет интервалы существенно: для HRV полуширина 80 % растёт с ±3,49 до ±4,87 мин (+1,38 мин), для EMG+NIRS+HRV — с ±4,18 до ±4,76 мин (+0,58 мин). Это согласуется с зафиксированной в подразделе 3.4.2 критичностью</w:t>
+        <w:t xml:space="preserve">- для LT2 удаление абсолютных признаков расширяет интервалы существенно: для HRV полуширина 80 % растёт с ±3,49 до ±4,87 мин (+1,38 мин), для EMG+NIRS+HRV — с ±4,18 до ±4,76 мин (+0,58 мин). Это согласуется с зафиксированной в разделе 3.4.2 критичностью</w:t>
       </w:r>
       <w:r>
         <w:t xml:space="preserve"> </w:t>
       </w:r>
       <w:r>
         <w:rPr>
-          <w:rStyle w:val="VerbatimChar"/>
+          <w:i/>
+          <w:iCs/>
         </w:rPr>
         <w:t xml:space="preserve">hrv_mean_rr_ms</w:t>
       </w:r>
@@ -9891,7 +9921,7 @@
         <w:pStyle w:val="BodyText"/>
       </w:pPr>
       <w:r>
-        <w:t xml:space="preserve">Близость полуширины в двух подгруппах связана с тем, что конформная калибровка раздела 2.11.4 проведена глобально (по всем тестовым окнам LOSO без стратификации по подгруппам). Структурное смещение per-subject MAE между тренированными и нетренированными для LT1 (подраздел 3.5.1) не выражено в виде различия конформных полуширин при глобальной калибровке.</w:t>
+        <w:t xml:space="preserve">Близость полуширины в двух подгруппах связана с тем, что конформная калибровка раздела 2.11.4 проведена глобально (по всем тестовым окнам LOSO без стратификации по подгруппам). Структурное смещение per-subject MAE между тренированными и нетренированными для LT1 (раздел 3.5.1) не выражено в виде различия конформных полуширин при глобальной калибровке.</w:t>
       </w:r>
     </w:p>
     <w:p>
@@ -9899,7 +9929,7 @@
         <w:pStyle w:val="BodyText"/>
       </w:pPr>
       <w:r>
-        <w:t xml:space="preserve">Дополнительная количественная характеристика структуры ошибки LT1 на window-level: распределение |err| по окнам Ridge / EMG+NIRS / LT1 имеет 80-й перцентиль 7 мин и 90-й перцентиль 9 мин; 79 % окон с |err| &gt; 7 мин — окна тренированных испытуемых. Эта же подгруппа описана в подразделе 3.5.1 и в анализе системы двух специалистов в подразделе 3.6.</w:t>
+        <w:t xml:space="preserve">Дополнительная количественная характеристика структуры ошибки LT1 на window-level: распределение |err| по окнам Ridge / EMG+NIRS / LT1 имеет 80-й перцентиль 7 мин и 90-й перцентиль 9 мин; 79 % окон с |err| &gt; 7 мин — окна тренированных испытуемых. Эта же подгруппа описана в разделе 3.5.1 и в анализе системы двух специалистов в разделе 3.6.</w:t>
       </w:r>
     </w:p>
     <w:p>
@@ -9929,7 +9959,7 @@
         <w:pStyle w:val="FirstParagraph"/>
       </w:pPr>
       <w:r>
-        <w:t xml:space="preserve">В подразделах 3.1–3.8 зафиксированы факты, без сопоставления с литературой. В настоящем подразделе количественные результаты интерпретируются и сопоставляются с независимыми данными из обзора литературы (глава 1).</w:t>
+        <w:t xml:space="preserve">В разделах 3.1–3.8 зафиксированы факты, без сопоставления с литературой. В настоящем разделе количественные результаты интерпретируются и сопоставляются с независимыми данными из обзора литературы (глава 1).</w:t>
       </w:r>
     </w:p>
     <w:bookmarkStart w:id="26" w:name="диссоциация-модальностей-по-порогам-1"/>
@@ -9946,14 +9976,15 @@
         <w:pStyle w:val="FirstParagraph"/>
       </w:pPr>
       <w:r>
-        <w:t xml:space="preserve">Диссоциация модальностей зафиксирована в подразделе 3.2: для LT2 минимально достаточной модальностью является ВСР, для LT1 — комбинация ЭМГ+NIRS (числовые значения MAE, ρ и R² приведены в подразделе 3.2). Эта картина воспроизводится и на уровне индивидуального вклада признаков. SHAP-анализ (подраздел 3.7) согласуется с ней количественно: в мультимодальной модели LT1 (SVR с PermutationExplainer) группа HRV даёт 11,6 % суммарной важности, в мультимодальной модели LT2 (Ridge) — 17,7 %, а в моно-модели HRV для LT2 — 100 %, причём 75 % приходятся на</w:t>
+        <w:t xml:space="preserve">Диссоциация модальностей зафиксирована в разделе 3.2: для LT2 минимально достаточной модальностью является ВСР, для LT1 — комбинация ЭМГ+NIRS (числовые значения MAE, ρ и R² приведены в разделе 3.2). Эта картина воспроизводится и на уровне индивидуального вклада признаков. SHAP-анализ (раздел 3.7) согласуется с ней количественно: в мультимодальной модели LT1 (SVR с пермутационный объяснитель) группа HRV даёт 11,6 % суммарной важности, в мультимодальной модели LT2 (Ridge) — 17,7 %, а в моно-модели HRV для LT2 — 100 %, причём 75 % приходятся на</w:t>
       </w:r>
       <w:r>
         <w:t xml:space="preserve"> </w:t>
       </w:r>
       <w:r>
         <w:rPr>
-          <w:rStyle w:val="VerbatimChar"/>
+          <w:i/>
+          <w:iCs/>
         </w:rPr>
         <w:t xml:space="preserve">hrv_mean_rr_ms</w:t>
       </w:r>
@@ -9968,7 +9999,8 @@
       </w:r>
       <w:r>
         <w:rPr>
-          <w:rStyle w:val="VerbatimChar"/>
+          <w:i/>
+          <w:iCs/>
         </w:rPr>
         <w:t xml:space="preserve">hrv_dfa_alpha1</w:t>
       </w:r>
@@ -9981,7 +10013,7 @@
         <w:pStyle w:val="BodyText"/>
       </w:pPr>
       <w:r>
-        <w:t xml:space="preserve">Этот результат содержательно согласуется с физиологическим разграничением двух порогов, обобщённым в подразделе 1.1 обзора литературы. По данным мета-анализа Tanner и соавторов (Tanner и др., 2024), показатель DFA-α1 = 0,75 рассматривается как онлайн-маркер HRVT1 (стандартизованная средняя разность относительно VT1 = 0,08, статистически не значима), а DFA-α1 = 0,5 — как маркер HRVT2 с систематическим занижением относительно LT2/VT2. Schaffarczyk и Gronwald (2022) на выборке велосипедисток подтвердили согласованность HRVT1 с VT1 (ICC = 0,77; r = 0,81) и HRVT2 с VT2 (ICC = 0,84; r = 0,80). Полученная в настоящей работе высокая информативность ВСР для LT2 (R² = 0,82) и низкая для LT1 (R² = 0,38) согласуется с физиологическим механизмом: на участке между LT1 и LT2 происходит резкое подключение симпатической ветви автономной нервной системы (раздел 1.4 обзора), вследствие чего нелинейные характеристики RR-ряда — DFA-α1 и средний RR — несут максимальный информативный сигнал именно для LT2.</w:t>
+        <w:t xml:space="preserve">Этот результат содержательно согласуется с физиологическим разграничением двух порогов, обобщённым в разделе 1.1 обзора литературы. По данным мета-анализа Tanner и соавторов (Tanner и др., 2024), показатель DFA-α1 = 0,75 рассматривается как онлайн-маркер HRVT1 (стандартизованная средняя разность относительно VT1 = 0,08, статистически не значима), а DFA-α1 = 0,5 — как маркер HRVT2 с систематическим занижением относительно LT2/VT2. Schaffarczyk и Gronwald (2022) на выборке велосипедисток подтвердили согласованность HRVT1 с VT1 (ICC = 0,77; r = 0,81) и HRVT2 с VT2 (ICC = 0,84; r = 0,80). Полученная в настоящей работе высокая информативность ВСР для LT2 (R² = 0,82) и низкая для LT1 (R² = 0,38) согласуется с физиологическим механизмом: на участке между LT1 и LT2 происходит резкое подключение симпатической ветви автономной нервной системы (раздел 1.4 обзора), вследствие чего нелинейные характеристики RR-ряда — DFA-α1 и средний RR — несут максимальный информативный сигнал именно для LT2.</w:t>
       </w:r>
     </w:p>
     <w:p>
@@ -9997,7 +10029,7 @@
         <w:pStyle w:val="BodyText"/>
       </w:pPr>
       <w:r>
-        <w:t xml:space="preserve">В обзоре литературы (раздел 1.6.4) центральный gap сформулирован как отсутствие в литературе систем, объединяющих ЭМГ, NIRS и ВСР в единый алгоритм онлайн-предсказания обоих порогов в скользящем окне. Полученная в настоящей работе диссоциация модальностей является непосредственным вкладом в закрытие этого разрыва: количественно показано, что мультимодальная архитектура нужна не для повышения точности, а для покрытия обоих порогов одним конвейером, при этом для каждого порога автоматически выбирается ведущая модальность.</w:t>
+        <w:t xml:space="preserve">В обзоре литературы (раздел 1.6.4) центральный gap сформулирован как отсутствие в литературе систем, объединяющих ЭМГ, NIRS и ВСР в единый алгоритм онлайн-предсказания обоих порогов в скользящем окне. Полученная в настоящей работе диссоциация модальностей является непосредственным вкладом в закрытие этого gap: количественно показано, что мультимодальная архитектура нужна не для повышения точности, а для покрытия обоих порогов одним конвейером, при этом для каждого порога автоматически выбирается ведущая модальность.</w:t>
       </w:r>
     </w:p>
     <w:bookmarkEnd w:id="26"/>
@@ -10015,7 +10047,7 @@
         <w:pStyle w:val="FirstParagraph"/>
       </w:pPr>
       <w:r>
-        <w:t xml:space="preserve">В подразделе 3.3 установлено: линейное семейство (см. раздел 3.1, примечание к табл. 3.1) статистически значимо превосходит все девять нейросетевых архитектур (LSTM, Attention-LSTM, TCN, Monotonic TCN, четыре конфигурации вейвлет-семейства, ансамбль) в 14 из 16 групп «целевая переменная × модальность × вариант» (подробная статистика см. подраздел 3.3, табл. 3.4). Удаление абсолютных признаков не сужает преимущество линейного семейства, а расширяет его на конфигурации, в которых нейросети успевали соответствовать линейной опорной модели.</w:t>
+        <w:t xml:space="preserve">В разделе 3.3 установлено: линейное семейство (раздел 3.1, примечание к табл. 3.1) статистически значимо превосходит все девять нейросетевых архитектур (LSTM, Attention-LSTM, TCN, Monotonic TCN, четыре конфигурации вейвлет-семейства, ансамбль) в 14 из 16 групп «целевая переменная × модальность × вариант» (подробная статистика раздел 3.3, табл. 3.4). Удаление абсолютных признаков не сужает преимущество линейного семейства, а расширяет его на конфигурации, в которых нейросети успевали соответствовать линейной опорной модели.</w:t>
       </w:r>
     </w:p>
     <w:p>
@@ -10031,7 +10063,7 @@
         <w:pStyle w:val="BodyText"/>
       </w:pPr>
       <w:r>
-        <w:t xml:space="preserve">Содержательное расхождение: в работах Zeng и Miura размер выборки на 1–2 порядка превышает размер выборки настоящей работы (n = 18). В разделе 1.6.3 обзора литературы указано, что при n &lt; 50 субъектов ансамблевые методы обычно предпочтительнее глубоких архитектур, и Rodu с соавторами (Rodu и др., 2024) подчёркивают, что в малых выборках supervised ML должен дополнять, а не заменять гипотетико-дедуктивный подход. Полученный в настоящей работе результат количественно подтверждает этот общий принцип: при n = 18 субъектов даже архитектурно специализированные модели для временных рядов (TCN с дилатациями [1, 2, 4, 8, 16], Monotonic TCN со штрафом монотонности, вейвлет-обогащённые сети) не превосходят регуляризованную линейную регрессию на ручных признаках. Доминирование линейного семейства зафиксировано двусторонним критерием Уилкоксона с поправкой Холма — это методологическая проверка, отсутствующая в большинстве работ области (раздел 1.6.4 обзора).</w:t>
+        <w:t xml:space="preserve">Содержательное расхождение: в работах Zeng и Miura размер выборки на 1–2 порядка превышает размер выборки настоящей работы (n = 18). В разделе 1.6.3 обзора литературы указано, что при n &lt; 50 субъектов ансамблевые методы обычно предпочтительнее глубоких архитектур, и Rodu с соавторами (Rodu и др., 2024) подчёркивают, что в малых выборках обучение с учителем должно дополнять, а не заменять гипотетико-дедуктивный подход. Полученный в настоящей работе результат количественно подтверждает этот общий принцип: при n = 18 субъектов даже архитектурно специализированные модели для временных рядов (TCN с дилатациями [1, 2, 4, 8, 16], Monotonic TCN со штрафом монотонности, вейвлет-обогащённые сети) не превосходят регуляризованную линейную регрессию на ручных признаках. Доминирование линейного семейства зафиксировано двусторонним критерием Уилкоксона с поправкой Холма — это методологическая проверка, отсутствующая в большинстве работ области (раздел 1.6.4 обзора).</w:t>
       </w:r>
     </w:p>
     <w:p>
@@ -10039,7 +10071,7 @@
         <w:pStyle w:val="BodyText"/>
       </w:pPr>
       <w:r>
-        <w:t xml:space="preserve">Дополнительное содержательное наблюдение касается состава победителей внутри самого линейного семейства (см. примечание к табл. 3.1): для LT2 победителями оказались регуляризованные линейные модели, для LT1 — модели с нелинейной компонентой (SVR, градиентный бустинг). Это согласуется с диффузностью SHAP-профиля LT1 (подраздел 3.9.5): для целевой переменной с отсутствием доминирующего признака линейная регрессия не извлекает достаточно сигнала, и нелинейные методы из расширенного линейного семейства дают выигрыш в рамках того же класса моделей с ручными признаками. Принципиально это не меняет вывод о доминировании ручных признаков над временными рядами при n = 18, но уточняет внутреннюю структуру победителей.</w:t>
+        <w:t xml:space="preserve">Дополнительное содержательное наблюдение касается состава победителей внутри самого линейного семейства (см. примечание к табл. 3.1): для LT2 победителями оказались регуляризованные линейные модели, для LT1 — модели с нелинейной компонентой (SVR, градиентный бустинг). Это согласуется с диффузностью SHAP-профиля LT1 (раздел 3.9.5): для целевой переменной с отсутствием доминирующего признака линейная регрессия не извлекает достаточно сигнала, и нелинейные методы из расширенного линейного семейства дают выигрыш в рамках того же класса моделей с ручными признаками. Принципиально это не меняет вывод о доминировании ручных признаков над временными рядами при n = 18, но уточняет внутреннюю структуру победителей.</w:t>
       </w:r>
     </w:p>
     <w:bookmarkEnd w:id="27"/>
@@ -10057,14 +10089,15 @@
         <w:pStyle w:val="FirstParagraph"/>
       </w:pPr>
       <w:r>
-        <w:t xml:space="preserve">В подразделе 3.4 установлено: для нейросетевых архитектур абсолютные признаки эквивалентны их отсутствию в подавляющем большинстве конфигураций; для линейного семейства эффект концентрирован на LT2 и проходит через признак</w:t>
+        <w:t xml:space="preserve">В разделе 3.4 установлено: для нейросетевых архитектур абсолютные признаки эквивалентны их отсутствию в подавляющем большинстве конфигураций; для линейного семейства эффект концентрирован на LT2 и проходит через признак</w:t>
       </w:r>
       <w:r>
         <w:t xml:space="preserve"> </w:t>
       </w:r>
       <w:r>
         <w:rPr>
-          <w:rStyle w:val="VerbatimChar"/>
+          <w:i/>
+          <w:iCs/>
         </w:rPr>
         <w:t xml:space="preserve">hrv_mean_rr_ms</w:t>
       </w:r>
@@ -10072,7 +10105,7 @@
         <w:t xml:space="preserve"> </w:t>
       </w:r>
       <w:r>
-        <w:t xml:space="preserve">(см. подраздел 3.4.2, табл. 3.7–3.8). Та же асимметрия проявляется и в ширине предсказательных интервалов. Конформные интервалы (подраздел 3.8) количественно фиксируют этот эффект на уровне предсказательной неопределённости: полуширина LT2 / HRV растёт с ±3,49 до ±4,87 мин при 80 %-покрытии, тогда как для LT1 / EMG+NIRS изменение полуширины не превышает 0,4 мин и направлено на сужение (с ±6,99 до ±6,59 мин).</w:t>
+        <w:t xml:space="preserve">(раздел 3.4.2, табл. 3.7–3.8). Та же асимметрия проявляется и в ширине предсказательных интервалов. Конформные интервалы (раздел 3.8) количественно фиксируют этот эффект на уровне предсказательной неопределённости: полуширина LT2 / HRV растёт с ±3,49 до ±4,87 мин при 80 %-покрытии, тогда как для LT1 / EMG+NIRS изменение полуширины не превышает 0,4 мин и направлено на сужение (с ±6,99 до ±6,59 мин).</w:t>
       </w:r>
     </w:p>
     <w:p>
@@ -10095,7 +10128,8 @@
       </w:r>
       <w:r>
         <w:rPr>
-          <w:rStyle w:val="VerbatimChar"/>
+          <w:i/>
+          <w:iCs/>
         </w:rPr>
         <w:t xml:space="preserve">hrv_mean_rr_ms</w:t>
       </w:r>
@@ -10129,7 +10163,7 @@
         <w:pStyle w:val="FirstParagraph"/>
       </w:pPr>
       <w:r>
-        <w:t xml:space="preserve">В подразделе 3.5 зафиксирован эффект подгруппы тренированных для LT1 (см. подраздел 3.5.1): per-subject MAE значимо выше на тренированных, медианная MAE — в 2,5–3 раза выше. Этот эффект далее воспроизводится в проверке двухэкспертной схемы. В подразделе 3.6 показано, что симметричная гипотеза «два эксперта» не подтверждается (p = 0,246 при идеальной маршрутизации); подтверждается асимметричный вариант (определения симметричной и асимметричной конфигураций приведены в подразделе 3.6): парный критерий Уилкоксона относительно generalist даёт p = 0,034 при идеальной маршрутизации и p = 0,074 (тренд) при реальной маршрутизации, со снижением субъект-взвешенной медианной MAE с 3,15 до 2,18 мин. Точность маршрутизатора 66,7 % совпадает с базовой частотой большего класса.</w:t>
+        <w:t xml:space="preserve">В разделе 3.5 зафиксирован эффект подгруппы тренированных для LT1 (раздел 3.5.1): per-subject MAE значимо выше на тренированных, медианная MAE — в 2,5–3 раза выше. Этот эффект далее воспроизводится в проверке двухэкспертной схемы. В разделе 3.6 показано, что симметричная гипотеза «два эксперта» не подтверждается (p = 0,246 при идеальной маршрутизации); подтверждается асимметричный вариант (определения симметричной и асимметричной конфигураций приведены в разделе 3.6): парный критерий Уилкоксона относительно обобщённой модели даёт p = 0,034 при идеальной маршрутизации и p = 0,074 (тренд) при реальной маршрутизации, со снижением субъект-взвешенной медианной MAE с 3,15 до 2,18 мин. Точность маршрутизатора 66,7 % совпадает с базовой частотой большего класса.</w:t>
       </w:r>
     </w:p>
     <w:p>
@@ -10145,7 +10179,7 @@
         <w:pStyle w:val="BodyText"/>
       </w:pPr>
       <w:r>
-        <w:t xml:space="preserve">Второе — соотношение объём данных / размерность. В разделе 1.6.3 обзора литературы указано, что при n &lt; 50 субъектов специализация модели на подгруппе из 6 испытуемых сама по себе становится источником переобучения. Результат подраздела 3.6 количественно подтверждает это: trained-специалист, обученный на ≤ 6 субъектах LOSO, уступает generalist даже на своей же подгруппе (median MAE 6,13 против 5,32 у generalist). Иначе формулируя: при имеющемся объёме выборки персонализация модели не достигается через разделение её на специалистов — но достигается через исключение нетипичной подгруппы из обучающей выборки модели большинства (асимметричный вариант). Это методологическое уточнение, не представленное в литературе обзора применительно к задаче предсказания лактатных порогов.</w:t>
+        <w:t xml:space="preserve">Второе — соотношение объём данных / размерность. В разделе 1.6.3 обзора литературы указано, что при n &lt; 50 субъектов специализация модели на подгруппе из 6 испытуемых сама по себе становится источником переобучения. Результат раздела 3.6 количественно подтверждает это: trained-специалист, обученный на ≤ 6 субъектах LOSO, уступает обобщённой модели даже на своей же подгруппе (median MAE 6,13 против 5,32 у обобщённой модели). Иначе формулируя: при имеющемся объёме выборки персонализация модели не достигается через разделение её на специалистов — но достигается через исключение нетипичной подгруппы из обучающей выборки модели большинства (асимметричный вариант). Это методологическое уточнение, не представленное в литературе обзора применительно к задаче предсказания лактатных порогов.</w:t>
       </w:r>
     </w:p>
     <w:bookmarkEnd w:id="29"/>
@@ -10163,7 +10197,7 @@
         <w:pStyle w:val="FirstParagraph"/>
       </w:pPr>
       <w:r>
-        <w:t xml:space="preserve">В подразделе 3.7 установлен концентрированный SHAP-профиль LT2 (75 % важности на двух признаках, см. табл. 3.13) против диффузного LT1 (ведущий признак — 5,2 %, см. табл. 3.15–3.16). Сопоставление двух способов разложения вкладов уточняет картину: аналогичная Ridge-проекция (Приложение А-2) даёт качественно тот же порядок групп для LT1, однако SVR извлекает дополнительный сигнал из совместной динамики нескольких NIRS-каналов (drop SmO₂, отклонения от running-экстремумов), которому линейная проекция не может назначить вес.</w:t>
+        <w:t xml:space="preserve">В разделе 3.7 установлен концентрированный SHAP-профиль LT2 (75 % важности на двух признаках, см. табл. 3.13) против диффузного LT1 (ведущий признак — 5,2 %, см. табл. 3.15–3.16). Сопоставление двух способов разложения вкладов уточняет картину: аналогичная Ridge-проекция (Приложение А-2) даёт качественно тот же порядок групп для LT1, однако SVR извлекает дополнительный сигнал из совместной динамики нескольких NIRS-каналов (drop SmO₂, отклонения от running-экстремумов), которому линейная проекция не может назначить вес.</w:t>
       </w:r>
     </w:p>
     <w:p>
@@ -10171,7 +10205,7 @@
         <w:pStyle w:val="BodyText"/>
       </w:pPr>
       <w:r>
-        <w:t xml:space="preserve">Полученное распределение содержательно согласуется с физиологическим разграничением порогов из раздела 1.1 обзора литературы и из подраздела 3.9.1. LT2 имеет в литературе количественно охарактеризованный нелинейный маркер — DFA-α1 = 0,5 (Rogers, Gronwald, 2022), валидированный в нескольких независимых исследованиях (Schaffarczyk, Gronwald, 2022; Tanner и др., 2024); LT1 подобного концентрированного маркера в литературе не имеет, и в разделе 1.1 указано, что лимитирующие факторы LT1 различаются между тренированными (доставка кислорода) и нетренированными (митохондриальная ёмкость). Зафиксированный в SHAP диффузный профиль LT1 является эмпирическим следствием этой физиологической неоднородности.</w:t>
+        <w:t xml:space="preserve">Полученное распределение содержательно согласуется с физиологическим разграничением порогов из раздела 1.1 обзора литературы и из раздела 3.9.1. LT2 имеет в литературе количественно охарактеризованный нелинейный маркер — DFA-α1 = 0,5 (Rogers, Gronwald, 2022), валидированный в нескольких независимых исследованиях (Schaffarczyk, Gronwald, 2022; Tanner и др., 2024); LT1 подобного концентрированного маркера в литературе не имеет, и в разделе 1.1 указано, что лимитирующие факторы LT1 различаются между тренированными (доставка кислорода) и нетренированными (митохондриальная ёмкость). Зафиксированный в SHAP диффузный профиль LT1 является эмпирическим следствием этой физиологической неоднородности.</w:t>
       </w:r>
     </w:p>
     <w:p>
@@ -10205,14 +10239,15 @@
         <w:pStyle w:val="BodyText"/>
       </w:pPr>
       <w:r>
-        <w:t xml:space="preserve">С одной стороны, гетерогенность является ограничением: выборка отклонилась от исходно заявленной целевой популяции, в работе невозможно сопоставить полученные численные показатели с нормами лактатного порога, опубликованными для популяции триатлонистов (раздел 1.7; Fiedler, Woll, 2025; диапазоны VT1 220–300 Вт и VT2 290–380 Вт для профессионалов); подгруппа более тренированных лиц численно мала (n = 6) и для анализа системы двух специалистов в подразделе 3.6 оценки являются эксплоративными. С другой стороны, гетерогенность обернулась методологическим преимуществом: она позволила проверить обобщаемость модели на широком диапазоне физической подготовленности и количественно обнаружить эффект подгруппы тренированных, ставший центральной диагностической находкой подразделов 3.5–3.6 и 3.8. На однородной выборке триатлонистов этот эффект остался бы невидимым: при сжатом диапазоне</w:t>
+        <w:t xml:space="preserve">С одной стороны, гетерогенность является ограничением: выборка отклонилась от исходно заявленной целевой популяции, в работе невозможно сопоставить полученные численные показатели с нормами лактатного порога, опубликованными для популяции триатлонистов (раздел 1.7; Fiedler, Woll, 2025; диапазоны VT1 220–300 Вт и VT2 290–380 Вт для профессионалов); подгруппа более тренированных лиц численно мала (n = 6) и для анализа системы двух специалистов в разделе 3.6 оценки являются эксплоративными. С другой стороны, гетерогенность обернулась методологическим преимуществом: она позволила проверить обобщаемость модели на широком диапазоне физической подготовленности и количественно обнаружить эффект подгруппы тренированных, ставший центральной диагностической находкой разделов 3.5–3.6 и 3.8. На однородной выборке триатлонистов этот эффект остался бы невидимым: при сжатом диапазоне</w:t>
       </w:r>
       <w:r>
         <w:t xml:space="preserve"> </w:t>
       </w:r>
       <w:r>
         <w:rPr>
-          <w:rStyle w:val="VerbatimChar"/>
+          <w:i/>
+          <w:iCs/>
         </w:rPr>
         <w:t xml:space="preserve">time_to_lt2</w:t>
       </w:r>
@@ -10228,19 +10263,19 @@
         <w:pStyle w:val="BodyText"/>
       </w:pPr>
       <w:r>
-        <w:t xml:space="preserve">Подача гетерогенности как методологического преимущества не означает, что она была изначальным замыслом; это академически прозрачная двойственная характеристика выборки, ограничения которой зафиксированы в подразделе 3.9 и в заключении (глава 4).</w:t>
+        <w:t xml:space="preserve">Подача гетерогенности как методологического преимущества не означает, что она была изначальным замыслом; это академически прозрачная двойственная характеристика выборки, ограничения которой зафиксированы в разделе 3.9 и в заключении (глава 4).</w:t>
       </w:r>
     </w:p>
     <w:bookmarkEnd w:id="31"/>
     <w:bookmarkEnd w:id="32"/>
     <w:bookmarkEnd w:id="33"/>
-    <w:bookmarkStart w:id="43" w:name="заключение-по-ml-части"/>
+    <w:bookmarkStart w:id="43" w:name="заключение"/>
     <w:p>
       <w:pPr>
         <w:pStyle w:val="Heading1"/>
       </w:pPr>
       <w:r>
-        <w:t xml:space="preserve">4. Заключение по ML-части</w:t>
+        <w:t xml:space="preserve">4. Заключение</w:t>
       </w:r>
     </w:p>
     <w:p>
@@ -10248,25 +10283,25 @@
         <w:pStyle w:val="FirstParagraph"/>
       </w:pPr>
       <w:r>
-        <w:t xml:space="preserve">Настоящий раздел содержит ML-составляющую заключения, организованную по задачам, поставленным во Введении (Тамразов.docx, разделы «Введение» — задачи 3, 4, 5; задачи 1–2 относятся к протоколу записи и предобработке сигналов и в данный файл не включены). Каждый вывод сопровождён ссылкой на конкретный результат подразделов 3.1–3.8.</w:t>
-      </w:r>
-    </w:p>
-    <w:bookmarkStart w:id="38" w:name="выводы-по-задачам-тз-ml-часть"/>
+        <w:t xml:space="preserve">Каждый вывод сопровождён ссылкой на конкретный результат разделов 3.1–3.8.</w:t>
+      </w:r>
+    </w:p>
+    <w:bookmarkStart w:id="38" w:name="выводы-по-задачам-тз"/>
     <w:p>
       <w:pPr>
         <w:pStyle w:val="Heading2"/>
       </w:pPr>
       <w:r>
-        <w:t xml:space="preserve">4.1 Выводы по задачам ТЗ (ML-часть)</w:t>
-      </w:r>
-    </w:p>
-    <w:bookmarkStart w:id="34" w:name="X0b460b659280f4d75d3ae4bec553f843f651a54"/>
+        <w:t xml:space="preserve">4.1 Выводы по задачам ТЗ</w:t>
+      </w:r>
+    </w:p>
+    <w:bookmarkStart w:id="34" w:name="X82f8a80cbab531a68294560cbba02c7de8cd250"/>
     <w:p>
       <w:pPr>
         <w:pStyle w:val="Heading3"/>
       </w:pPr>
       <w:r>
-        <w:t xml:space="preserve">4.1.1 Задача 3: сформировать набор признаков для онлайн-предсказания</w:t>
+        <w:t xml:space="preserve">4.1.1 Задача 3: сформировать набор признаков ЭМГ, NIRS и ВСР для онлайн-предсказания близости к лактатным порогам</w:t>
       </w:r>
     </w:p>
     <w:p>
@@ -10274,14 +10309,15 @@
         <w:pStyle w:val="FirstParagraph"/>
       </w:pPr>
       <w:r>
-        <w:t xml:space="preserve">Зафиксирован информативный вклад каждой модальности по целевым переменным (подраздел 3.2, таблица 3.2): для LT2 — ВСР (субъект-взвешенная медианная MAE 1,90 мин, ρ = 0,91, R² = 0,82); для LT1 — комбинация ЭМГ+NIRS (MAE 2,11 мин, ρ = 0,74, R² = 0,52). Установлено, что добавление третьей модальности к ведущей не даёт значимого улучшения ни для LT2 (HRV vs EMG+NIRS+HRV, p = 0,966), ни для LT1 (EMG+NIRS vs EMG+NIRS+HRV, p = 0,442) — подраздел 3.2, таблица 3.3. Установлено также, что для нейросетевых архитектур абсолютные признаки эквивалентны их отсутствию в 86 % конфигураций (подраздел 3.4.1, таблица 3.5), тогда как для линейного семейства абсолютный признак</w:t>
+        <w:t xml:space="preserve">Зафиксирован информативный вклад каждой модальности по целевым переменным (раздел 3.2, таблица 3.2): для LT2 — ВСР (субъект-взвешенная медианная MAE 1,90 мин, ρ = 0,91, R² = 0,82); для LT1 — комбинация ЭМГ+NIRS (MAE 2,11 мин, ρ = 0,74, R² = 0,52). Установлено, что добавление третьей модальности к ведущей не даёт значимого улучшения ни для LT2 (HRV vs EMG+NIRS+HRV, p = 0,966), ни для LT1 (EMG+NIRS vs EMG+NIRS+HRV, p = 0,442) — раздел 3.2, таблица 3.3. Установлено также, что для нейросетевых архитектур абсолютные признаки эквивалентны их отсутствию в 86 % конфигураций (раздел 3.4.1, таблица 3.5), тогда как для линейного семейства абсолютный признак</w:t>
       </w:r>
       <w:r>
         <w:t xml:space="preserve"> </w:t>
       </w:r>
       <w:r>
         <w:rPr>
-          <w:rStyle w:val="VerbatimChar"/>
+          <w:i/>
+          <w:iCs/>
         </w:rPr>
         <w:t xml:space="preserve">hrv_mean_rr_ms</w:t>
       </w:r>
@@ -10289,17 +10325,17 @@
         <w:t xml:space="preserve"> </w:t>
       </w:r>
       <w:r>
-        <w:t xml:space="preserve">несёт 44,6 % суммарного веса коэффициентов Ridge (подраздел 3.4.2, таблица 3.8) и его удаление снижает R² с 0,82 до 0,68.</w:t>
+        <w:t xml:space="preserve">несёт 44,6 % суммарного веса коэффициентов Ridge (раздел 3.4.2, таблица 3.8) и его удаление снижает R² с 0,82 до 0,68.</w:t>
       </w:r>
     </w:p>
     <w:bookmarkEnd w:id="34"/>
-    <w:bookmarkStart w:id="35" w:name="Xa9c1a4141bfd3bcc117c9497f4d77a8cb123755"/>
+    <w:bookmarkStart w:id="35" w:name="Xc0dd6f242c040ced3c5f6f3d4a176071235fcd4"/>
     <w:p>
       <w:pPr>
         <w:pStyle w:val="Heading3"/>
       </w:pPr>
       <w:r>
-        <w:t xml:space="preserve">4.1.2 Задача 4: разработать ML-модель; сопоставить линейную опорную модель и нейросетевые архитектуры</w:t>
+        <w:t xml:space="preserve">4.1.2 Задача 4: разработать ML-модель оставшегося времени до LT1 и LT2; сопоставить baseline-подход на классических моделях с ручными признаками и нейросетевые архитектуры для временных рядов</w:t>
       </w:r>
     </w:p>
     <w:p>
@@ -10307,17 +10343,17 @@
         <w:pStyle w:val="FirstParagraph"/>
       </w:pPr>
       <w:r>
-        <w:t xml:space="preserve">Построен и количественно сопоставлен зоопарк из десяти семейств (одно линейное и девять нейросетевых; раздел 2.8 методов). На LOSO-валидации с n = 18 испытуемыми установлено, что линейное семейство (состав см. раздел 3.1) статистически значимо превосходит все девять нейросетевых архитектур (перечень см. 3.9.2) — суммарно 90 значимых побед и 0 значимых поражений в 14 из 16 групп «целевая переменная × модальность × вариант» по критерию Уилкоксона с поправкой Холма (см. 3.3, таблица 3.4). Постобработка фильтром Калмана (раздел 2.10) для финальных моделей систематического выигрыша не дала.</w:t>
+        <w:t xml:space="preserve">Построен и количественно сопоставлен набор из десяти семейств моделей: один baseline на классических моделях с ручными признаками (Ridge, ElasticNet, SVR, GBM; раздел 3.1) и девять нейросетевых архитектур для временных рядов (раздел 2.8 методов). На LOSO-валидации с n = 18 испытуемыми установлено, что линейное семейство (состав раздел 3.1) статистически значимо превосходит все девять нейросетевых архитектур (перечень см. 3.9.2) — суммарно 90 значимых побед и 0 значимых поражений в 14 из 16 групп «целевая переменная × модальность × вариант» по критерию Уилкоксона с поправкой Холма (см. 3.3, таблица 3.4). Постобработка фильтром Калмана (раздел 2.10) для финальных моделей систематического выигрыша не дала.</w:t>
       </w:r>
     </w:p>
     <w:bookmarkEnd w:id="35"/>
-    <w:bookmarkStart w:id="36" w:name="Xd4155ef44bb8b58dad893d6049310a2b0cec2bc"/>
+    <w:bookmarkStart w:id="36" w:name="X7150db9d1b3a8327c6efbad6b860c6f9f87dbd4"/>
     <w:p>
       <w:pPr>
         <w:pStyle w:val="Heading3"/>
       </w:pPr>
       <w:r>
-        <w:t xml:space="preserve">4.1.3 Задача 5: оценить точность LT1 и LT2; SHAP; сопоставить с литературой</w:t>
+        <w:t xml:space="preserve">4.1.3 Задача 5: оценить точность предсказания LT1 и LT2 относительно капиллярного лактата (LOSO), провести SHAP-анализ и сопоставить с литературой</w:t>
       </w:r>
     </w:p>
     <w:p>
@@ -10325,7 +10361,7 @@
         <w:pStyle w:val="FirstParagraph"/>
       </w:pPr>
       <w:r>
-        <w:t xml:space="preserve">Точность финальных моделей оценена в трёх дополняющих представлениях (раздел 2.9.1): субъект-взвешенная медианная MAE, raw window-weighted MAE, медиана по окнам. Полные значения по победителям приведены в подразделе 3.1 (таблица 3.1) и в дополнительной структуре ошибки в подразделе 3.5 (таблицы 3.9, 3.10). Установлено: для LT2 ошибка стабильна на всех бинах времени до порога (1,5–2,5 мин), для LT1 — стабильна на бинах ≤ 480 с (1,5–2,8 мин) и возрастает до 6,2–7,1 мин в бине &gt; 480 с до порога (подраздел 3.5.2, таблица 3.10). Установлено также, что эта структура ошибки концентрируется в подгруппе тренированных испытуемых: критерий Манна–Уитни для LT1 на всех трёх топовых моделях даёт p = 0,0002…0,003 (подраздел 3.5.1, таблица 3.9), для LT2 — p = 0,35…0,68.</w:t>
+        <w:t xml:space="preserve">Точность финальных моделей оценена в трёх дополняющих представлениях (раздел 2.9.1): субъект-взвешенная медианная MAE, raw window-weighted MAE, медиана по окнам. Полные значения по победителям приведены в разделе 3.1 (таблица 3.1) и в дополнительной структуре ошибки в разделе 3.5 (таблицы 3.9, 3.10). Установлено: для LT2 ошибка стабильна на всех бинах времени до порога (1,5–2,5 мин), для LT1 — стабильна на бинах ≤ 480 с (1,5–2,8 мин) и возрастает до 6,2–7,1 мин в бине &gt; 480 с до порога (раздел 3.5.2, таблица 3.10). Установлено также, что эта структура ошибки концентрируется в подгруппе тренированных испытуемых: критерий Манна–Уитни для LT1 на всех трёх топовых моделях даёт p = 0,0002…0,003 (раздел 3.5.1, таблица 3.9), для LT2 — p = 0,35…0,68.</w:t>
       </w:r>
     </w:p>
     <w:p>
@@ -10333,14 +10369,15 @@
         <w:pStyle w:val="BodyText"/>
       </w:pPr>
       <w:r>
-        <w:t xml:space="preserve">Анализ важности признаков методом SHAP (подраздел 3.7) выполнен для четырёх финальных моделей: для LT2-победителей — на Ridge с LinearExplainer, для LT1-победителей — на фактической модели SVR (победитель LT1, см. раздел 3.1) с PermutationExplainer. Для LT2 / HRV 75 % суммарной важности приходится на два признака —</w:t>
+        <w:t xml:space="preserve">Анализ важности признаков методом SHAP (раздел 3.7) выполнен для четырёх финальных моделей: для LT2-победителей — на Ridge с линейный объяснитель, для LT1-победителей — на фактической модели SVR (победитель LT1, раздел 3.1) с пермутационный объяснитель. Для LT2 / HRV 75 % суммарной важности приходится на два признака —</w:t>
       </w:r>
       <w:r>
         <w:t xml:space="preserve"> </w:t>
       </w:r>
       <w:r>
         <w:rPr>
-          <w:rStyle w:val="VerbatimChar"/>
+          <w:i/>
+          <w:iCs/>
         </w:rPr>
         <w:t xml:space="preserve">hrv_mean_rr_ms</w:t>
       </w:r>
@@ -10355,7 +10392,8 @@
       </w:r>
       <w:r>
         <w:rPr>
-          <w:rStyle w:val="VerbatimChar"/>
+          <w:i/>
+          <w:iCs/>
         </w:rPr>
         <w:t xml:space="preserve">hrv_dfa_alpha1</w:t>
       </w:r>
@@ -10370,7 +10408,8 @@
       </w:r>
       <w:r>
         <w:rPr>
-          <w:rStyle w:val="VerbatimChar"/>
+          <w:i/>
+          <w:iCs/>
         </w:rPr>
         <w:t xml:space="preserve">trainred_hhb_std</w:t>
       </w:r>
@@ -10382,7 +10421,8 @@
       </w:r>
       <w:r>
         <w:rPr>
-          <w:rStyle w:val="VerbatimChar"/>
+          <w:i/>
+          <w:iCs/>
         </w:rPr>
         <w:t xml:space="preserve">hrv_mean_rr_ms</w:t>
       </w:r>
@@ -10398,7 +10438,7 @@
         <w:pStyle w:val="BodyText"/>
       </w:pPr>
       <w:r>
-        <w:t xml:space="preserve">Сопоставление с литературой выполнено в подразделе 3.9 по шести направлениям: диссоциация модальностей по порогам (3.9.1), доминирование линейного семейства при малом n (3.9.2), зависимость роли абсолютных признаков от класса модели (3.9.3), эффект подгруппы тренированных (3.9.4), диффузность LT1 и концентрированность LT2 в SHAP (3.9.5), гетерогенность выборки (3.9.6).</w:t>
+        <w:t xml:space="preserve">Сопоставление с литературой выполнено в разделе 3.9 по шести направлениям: диссоциация модальностей по порогам (3.9.1), доминирование линейного семейства при малом n (3.9.2), зависимость роли абсолютных признаков от класса модели (3.9.3), эффект подгруппы тренированных (3.9.4), диффузность LT1 и концентрированность LT2 в SHAP (3.9.5), гетерогенность выборки (3.9.6).</w:t>
       </w:r>
     </w:p>
     <w:bookmarkEnd w:id="36"/>
@@ -10416,7 +10456,7 @@
         <w:pStyle w:val="FirstParagraph"/>
       </w:pPr>
       <w:r>
-        <w:t xml:space="preserve">Проверена гипотеза о двух специалистах для LT1 (раздел 2.8.9, подраздел 3.6; определения см. в 3.6). Установлено: симметричный вариант не превосходит единую обобщённую модель ни при идеальной маршрутизации (p = 0,246), ни при реальной (p = 0,899). Асимметричный вариант значимо превосходит единую модель при идеальной маршрутизации (p = 0,034), при реальной маршрутизации даёт тренд к значимости (p = 0,074, MAE_median 3,15 → 2,18 мин). Точность маршрутизатора на базальных признаках — 66,7 %, что совпадает с базовой частотой большего класса.</w:t>
+        <w:t xml:space="preserve">Проверена гипотеза о двух специалистах для LT1 (раздел 2.8.9, раздел 3.6; определения см. в 3.6). Установлено: симметричный вариант не превосходит единую обобщённую модель ни при идеальной маршрутизации (p = 0,246), ни при реальной (p = 0,899). Асимметричный вариант значимо превосходит единую модель при идеальной маршрутизации (p = 0,034), при реальной маршрутизации даёт тренд к значимости (p = 0,074, MAE_med 3,15 → 2,18 мин). Точность маршрутизатора на базальных признаках — 66,7 %, что совпадает с базовой частотой большего класса.</w:t>
       </w:r>
     </w:p>
     <w:p>
@@ -10424,7 +10464,7 @@
         <w:pStyle w:val="BodyText"/>
       </w:pPr>
       <w:r>
-        <w:t xml:space="preserve">Дополнительно построены LOSO split-conformal интервалы для четырёх финальных моделей в обеих категориях признаков — итого 16 строк (раздел 2.11.4, подраздел 3.8, таблица 3.17). Эмпирическое покрытие отклоняется от целевого в пределах 0,2–2,2 п.п. Полуширина 80 %-интервалов с абсолютными признаками: LT2 / HRV — ±3,49 мин, LT1 / EMG+NIRS — ±6,99 мин. Удаление абсолютных признаков расширяет интервалы LT2 (для HRV — до ±4,87 мин, +1,38 мин) и не меняет интервалы LT1 (для EMG+NIRS — ±6,59 мин, даже сужение на 0,40 мин).</w:t>
+        <w:t xml:space="preserve">Дополнительно построены LOSO split-conformal интервалы для четырёх финальных моделей в обеих категориях признаков — итого 16 строк (раздел 2.11.4, раздел 3.8, таблица 3.17). Эмпирическое покрытие отклоняется от целевого в пределах 0,2–2,2 п.п. Полуширина 80 %-интервалов с абсолютными признаками: LT2 / HRV — ±3,49 мин, LT1 / EMG+NIRS — ±6,99 мин. Удаление абсолютных признаков расширяет интервалы LT2 (для HRV — до ±4,87 мин, +1,38 мин) и не меняет интервалы LT1 (для EMG+NIRS — ±6,59 мин, даже сужение на 0,40 мин).</w:t>
       </w:r>
     </w:p>
     <w:bookmarkEnd w:id="37"/>
@@ -10455,7 +10495,7 @@
         </w:numPr>
       </w:pPr>
       <w:r>
-        <w:t xml:space="preserve">Количественно показана зависимость минимально достаточного набора сенсоров от типа порога: для LT2 одной модальности ВСР достаточно (MAE 1,90 мин; добавление ЭМГ и NIRS не значимо, p = 0,966); для LT1 ведущей является комбинация ЭМГ+NIRS (MAE 2,11 мин; добавление ВСР не значимо, p = 0,442). Подраздел 3.2.</w:t>
+        <w:t xml:space="preserve">Количественно показана зависимость минимально достаточного набора сенсоров от типа порога: для LT2 одной модальности ВСР достаточно (MAE 1,90 мин; добавление ЭМГ и NIRS не значимо, p = 0,966); для LT1 ведущей является комбинация ЭМГ+NIRS (MAE 2,11 мин; добавление ВСР не значимо, p = 0,442). Раздел 3.2.</w:t>
       </w:r>
     </w:p>
     <w:p>
@@ -10474,7 +10514,8 @@
       </w:r>
       <w:r>
         <w:rPr>
-          <w:rStyle w:val="VerbatimChar"/>
+          <w:i/>
+          <w:iCs/>
         </w:rPr>
         <w:t xml:space="preserve">hrv_mean_rr_ms</w:t>
       </w:r>
@@ -10482,7 +10523,7 @@
         <w:t xml:space="preserve"> </w:t>
       </w:r>
       <w:r>
-        <w:t xml:space="preserve">(доля 44,6 % коэффициентов Ridge HRV / LT2). Для LT1 ablation линейного семейства даёт эквивалентность во всех модальностях. Подраздел 3.4.</w:t>
+        <w:t xml:space="preserve">(доля 44,6 % коэффициентов Ridge HRV / LT2). Для LT1 абляция линейного семейства даёт эквивалентность во всех модальностях. Раздел 3.4.</w:t>
       </w:r>
     </w:p>
     <w:p>
@@ -10494,7 +10535,7 @@
         </w:numPr>
       </w:pPr>
       <w:r>
-        <w:t xml:space="preserve">Получено эмпирическое подтверждение, что при n = 18 регуляризованная линейная регрессия на ручных признаках статистически значимо превосходит все девять протестированных нейросетевых архитектур (90 значимых побед, 0 поражений в 14 из 16 групп «целевая переменная × модальность × вариант»; парный критерий Уилкоксона с поправкой Холма). Подраздел 3.3.</w:t>
+        <w:t xml:space="preserve">Получено эмпирическое подтверждение, что при n = 18 регуляризованная линейная регрессия на ручных признаках статистически значимо превосходит все девять протестированных нейросетевых архитектур (90 значимых побед, 0 поражений в 14 из 16 групп «целевая переменная × модальность × вариант»; парный критерий Уилкоксона с поправкой Холма). Раздел 3.3.</w:t>
       </w:r>
     </w:p>
     <w:p>
@@ -10506,7 +10547,7 @@
         </w:numPr>
       </w:pPr>
       <w:r>
-        <w:t xml:space="preserve">Описан и количественно охарактеризован эффект подгруппы тренированных для предсказания LT1: per-subject MAE значимо выше на тренированных (p = 0,0002…0,003); 79 % окон с |err| &gt; 7 мин приходятся на эту подгруппу. Эффект отсутствует для LT2 (p = 0,35…0,68). Подразделы 3.5, 3.8.</w:t>
+        <w:t xml:space="preserve">Описан и количественно охарактеризован эффект подгруппы тренированных для предсказания LT1: per-subject MAE значимо выше на тренированных (p = 0,0002…0,003); 79 % окон с |err| &gt; 7 мин приходятся на эту подгруппу. Эффект отсутствует для LT2 (p = 0,35…0,68). Разделы 3.5, 3.8.</w:t>
       </w:r>
     </w:p>
     <w:p>
@@ -10518,7 +10559,7 @@
         </w:numPr>
       </w:pPr>
       <w:r>
-        <w:t xml:space="preserve">Показано, что для LT1 при n = 18 симметричное разделение модели на двух специалистов не работает, тогда как асимметричный вариант (исключение нетипичной подгруппы из обучающей выборки модели большинства) даёт значимый выигрыш при идеальной маршрутизации (p = 0,034) и тренд при реальной (p = 0,074). Подраздел 3.6.</w:t>
+        <w:t xml:space="preserve">Показано, что для LT1 при n = 18 симметричное разделение модели на двух специалистов не работает, тогда как асимметричный вариант (исключение нетипичной подгруппы из обучающей выборки модели большинства) даёт значимый выигрыш при идеальной маршрутизации (p = 0,034) и тренд при реальной (p = 0,074). Раздел 3.6.</w:t>
       </w:r>
     </w:p>
     <w:bookmarkEnd w:id="39"/>
@@ -10540,7 +10581,7 @@
         </w:numPr>
       </w:pPr>
       <w:r>
-        <w:t xml:space="preserve">Минимальная конфигурация датчиков по целевым переменным: для онлайн-предсказания LT2 достаточно носимого кардиомонитора с регистрацией RR-интервалов; для LT1 — комбинации поверхностной ЭМГ и NIRS на работающей мышце. Подраздел 3.2.</w:t>
+        <w:t xml:space="preserve">Минимальная конфигурация датчиков по целевым переменным: для онлайн-предсказания LT2 достаточно носимого кардиомонитора с регистрацией RR-интервалов; для LT1 — комбинации поверхностной ЭМГ и NIRS на работающей мышце. Раздел 3.2.</w:t>
       </w:r>
     </w:p>
     <w:p>
@@ -10559,7 +10600,8 @@
       </w:r>
       <w:r>
         <w:rPr>
-          <w:rStyle w:val="VerbatimChar"/>
+          <w:i/>
+          <w:iCs/>
         </w:rPr>
         <w:t xml:space="preserve">hrv_mean_rr_ms</w:t>
       </w:r>
@@ -10567,7 +10609,7 @@
         <w:t xml:space="preserve"> </w:t>
       </w:r>
       <w:r>
-        <w:t xml:space="preserve">(средний RR на калибровочной ступени) необходима. Подраздел 3.4.</w:t>
+        <w:t xml:space="preserve">(средний RR на калибровочной ступени) необходима. Раздел 3.4.</w:t>
       </w:r>
     </w:p>
     <w:p>
@@ -10579,7 +10621,7 @@
         </w:numPr>
       </w:pPr>
       <w:r>
-        <w:t xml:space="preserve">Для LT2 предсказательные интервалы практически применимы: полуширина ±3,49 мин при 80 %-покрытии (LOSO split-conformal, n = 18). Для LT1 интервалы шире — ±6,99 мин при 80 %, ±9,05 мин при 90 % — и в текущей версии не достаточны для оперативного использования. Подраздел 3.8.</w:t>
+        <w:t xml:space="preserve">Для LT2 предсказательные интервалы практически применимы: полуширина ±3,49 мин при 80 %-покрытии (LOSO split-conformal, n = 18). Для LT1 интервалы шире — ±6,99 мин при 80 %, ±9,05 мин при 90 % — и в текущей версии не достаточны для оперативного использования. Раздел 3.8.</w:t>
       </w:r>
     </w:p>
     <w:bookmarkEnd w:id="40"/>
@@ -10608,7 +10650,8 @@
       </w:r>
       <w:r>
         <w:rPr>
-          <w:rStyle w:val="VerbatimChar"/>
+          <w:i/>
+          <w:iCs/>
         </w:rPr>
         <w:t xml:space="preserve">dropna</w:t>
       </w:r>
@@ -10616,7 +10659,7 @@
         <w:t xml:space="preserve"> </w:t>
       </w:r>
       <w:r>
-        <w:t xml:space="preserve">(подраздел 3.1, таблица 3.1).</w:t>
+        <w:t xml:space="preserve">(раздел 3.1, таблица 3.1).</w:t>
       </w:r>
     </w:p>
     <w:p>
@@ -10628,7 +10671,7 @@
         </w:numPr>
       </w:pPr>
       <w:r>
-        <w:t xml:space="preserve">Выборка гетерогенная и отклонилась от исходно заявленной целевой популяции — триатлонистов (раздел 1.7 обзора литературы). В связи с трудностями набора целевой группы она была расширена до лиц с различным уровнем физической подготовки, что ограничивает прямое сопоставление полученных численных показателей с опубликованными нормами лактатного порога для популяции профессиональных триатлонистов. Развёрнутая интерпретация двойственного характера этого отклонения приведена в подразделе 3.9.6.</w:t>
+        <w:t xml:space="preserve">Выборка гетерогенная и отклонилась от исходно заявленной целевой популяции — триатлонистов (раздел 1.7 обзора литературы). В связи с трудностями набора целевой группы она была расширена до лиц с различным уровнем физической подготовки, что ограничивает прямое сопоставление полученных численных показателей с опубликованными нормами лактатного порога для популяции профессиональных триатлонистов. Развёрнутая интерпретация двойственного характера этого отклонения приведена в разделе 3.9.6.</w:t>
       </w:r>
     </w:p>
     <w:p>
@@ -10640,7 +10683,7 @@
         </w:numPr>
       </w:pPr>
       <w:r>
-        <w:t xml:space="preserve">Подгруппа тренированных (n = 6) численно мала. Результаты по системе двух специалистов (подраздел 3.6) являются эксплоративными.</w:t>
+        <w:t xml:space="preserve">Подгруппа тренированных (n = 6) численно мала. Результаты по системе двух специалистов (раздел 3.6) являются эксплоративными.</w:t>
       </w:r>
     </w:p>
     <w:p>
@@ -10664,7 +10707,7 @@
         </w:numPr>
       </w:pPr>
       <w:r>
-        <w:t xml:space="preserve">Для LT1 LOSO split-conformal интервалы имеют полуширину ±7–9 мин (подраздел 3.8). При текущем объёме данных интервал недостаточно узок для оперативного использования по аэробному порогу.</w:t>
+        <w:t xml:space="preserve">Для LT1 LOSO split-conformal интервалы имеют полуширину ±7–9 мин (раздел 3.8). При текущем объёме данных интервал недостаточно узок для оперативного использования по аэробному порогу.</w:t>
       </w:r>
     </w:p>
     <w:p>
@@ -10676,7 +10719,7 @@
         </w:numPr>
       </w:pPr>
       <w:r>
-        <w:t xml:space="preserve">Расхождение между тремя представлениями MAE сохраняется и должно учитываться при цитировании числовых значений: для LT1 / EMG+NIRS субъект-взвешенная медианная MAE равна 2,11 мин, медиана |err| по окнам — 3,33 мин, raw window-weighted MAE — 4,25 мин (подразделы 3.1 и 3.5.2).</w:t>
+        <w:t xml:space="preserve">Расхождение между тремя представлениями MAE сохраняется и должно учитываться при цитировании числовых значений: для LT1 / EMG+NIRS субъект-взвешенная медианная MAE равна 2,11 мин, медиана |err| по окнам — 3,33 мин, raw window-weighted MAE — 4,25 мин (разделы 3.1 и 3.5.2).</w:t>
       </w:r>
     </w:p>
     <w:bookmarkEnd w:id="41"/>
@@ -10698,7 +10741,7 @@
         </w:numPr>
       </w:pPr>
       <w:r>
-        <w:t xml:space="preserve">Расширение выборки, в первую очередь — подгруппы тренированных, для проверки гипотезы о двух симметричных специалистах и устранения главного ограничения системы двух специалистов (подраздел 3.6).</w:t>
+        <w:t xml:space="preserve">Расширение выборки, в первую очередь — подгруппы тренированных, для проверки гипотезы о двух симметричных специалистах и устранения главного ограничения системы двух специалистов (раздел 3.6).</w:t>
       </w:r>
     </w:p>
     <w:p>
@@ -10710,7 +10753,7 @@
         </w:numPr>
       </w:pPr>
       <w:r>
-        <w:t xml:space="preserve">Поиск концентрированного физиологического маркера LT1 — агрегированного признака, способного синтезировать вклад множества слабых сигналов в одну величину. Обоснование — диффузный SHAP-профиль LT1 (подраздел 3.7.3, 3.9.5).</w:t>
+        <w:t xml:space="preserve">Поиск концентрированного физиологического маркера LT1 — агрегированного признака, способного синтезировать вклад множества слабых сигналов в одну величину. Обоснование — диффузный SHAP-профиль LT1 (раздел 3.7.3, 3.9.5).</w:t>
       </w:r>
     </w:p>
     <w:p>
@@ -10722,7 +10765,7 @@
         </w:numPr>
       </w:pPr>
       <w:r>
-        <w:t xml:space="preserve">Перевод маршрутизатора подгрупп на более информативные базальные признаки; в текущей версии маршрутизатор работает на уровне базовой частоты классов (подраздел 3.6).</w:t>
+        <w:t xml:space="preserve">Перевод маршрутизатора подгрупп на более информативные базальные признаки; в текущей версии маршрутизатор работает на уровне базовой частоты классов (раздел 3.6).</w:t>
       </w:r>
     </w:p>
     <w:p>
@@ -10734,7 +10777,7 @@
         </w:numPr>
       </w:pPr>
       <w:r>
-        <w:t xml:space="preserve">Расширение конформной калибровки от глобальной к стратифицированной по подгруппам тренированности — для отражения структурной неоднородности per-subject ошибки LT1 в виде различий полуширин (подраздел 3.8).</w:t>
+        <w:t xml:space="preserve">Расширение конформной калибровки от глобальной к стратифицированной по подгруппам тренированности — для отражения структурной неоднородности per-subject ошибки LT1 в виде различий полуширин (раздел 3.8).</w:t>
       </w:r>
     </w:p>
     <w:p>
